--- a/Calendario2025/Ejercicios/E9_BGP/9_ConfigureBGP_SingleHome_Profesor.docx
+++ b/Calendario2025/Ejercicios/E9_BGP/9_ConfigureBGP_SingleHome_Profesor.docx
@@ -1,6 +1,6 @@
 
 <file path=word/document.xml><?xml version="1.0" encoding="utf-8"?>
-<w:document xmlns:wpc="http://schemas.microsoft.com/office/word/2010/wordprocessingCanvas" xmlns:cx="http://schemas.microsoft.com/office/drawing/2014/chartex" xmlns:cx1="http://schemas.microsoft.com/office/drawing/2015/9/8/chartex" xmlns:cx2="http://schemas.microsoft.com/office/drawing/2015/10/21/chartex" xmlns:cx3="http://schemas.microsoft.com/office/drawing/2016/5/9/chartex" xmlns:cx4="http://schemas.microsoft.com/office/drawing/2016/5/10/chartex" xmlns:cx5="http://schemas.microsoft.com/office/drawing/2016/5/11/chartex" xmlns:cx6="http://schemas.microsoft.com/office/drawing/2016/5/12/chartex" xmlns:cx7="http://schemas.microsoft.com/office/drawing/2016/5/13/chartex" xmlns:cx8="http://schemas.microsoft.com/office/drawing/2016/5/14/chartex" xmlns:mc="http://schemas.openxmlformats.org/markup-compatibility/2006" xmlns:aink="http://schemas.microsoft.com/office/drawing/2016/ink" xmlns:am3d="http://schemas.microsoft.com/office/drawing/2017/model3d" xmlns:o="urn:schemas-microsoft-com:office:office" xmlns:oel="http://schemas.microsoft.com/office/2019/extlst" xmlns:r="http://schemas.openxmlformats.org/officeDocument/2006/relationships" xmlns:m="http://schemas.openxmlformats.org/officeDocument/2006/math" xmlns:v="urn:schemas-microsoft-com:vml" xmlns:wp14="http://schemas.microsoft.com/office/word/2010/wordprocessingDrawing" xmlns:wp="http://schemas.openxmlformats.org/drawingml/2006/wordprocessingDrawing" xmlns:w10="urn:schemas-microsoft-com:office:word" xmlns:w="http://schemas.openxmlformats.org/wordprocessingml/2006/main" xmlns:w14="http://schemas.microsoft.com/office/word/2010/wordml" xmlns:w15="http://schemas.microsoft.com/office/word/2012/wordml" xmlns:w16cex="http://schemas.microsoft.com/office/word/2018/wordml/cex" xmlns:w16cid="http://schemas.microsoft.com/office/word/2016/wordml/cid" xmlns:w16="http://schemas.microsoft.com/office/word/2018/wordml" xmlns:w16sdtdh="http://schemas.microsoft.com/office/word/2020/wordml/sdtdatahash" xmlns:w16se="http://schemas.microsoft.com/office/word/2015/wordml/symex" xmlns:wpg="http://schemas.microsoft.com/office/word/2010/wordprocessingGroup" xmlns:wpi="http://schemas.microsoft.com/office/word/2010/wordprocessingInk" xmlns:wne="http://schemas.microsoft.com/office/word/2006/wordml" xmlns:wps="http://schemas.microsoft.com/office/word/2010/wordprocessingShape" mc:Ignorable="w14 w15 w16se w16cid w16 w16cex w16sdtdh wp14">
+<w:document xmlns:wpc="http://schemas.microsoft.com/office/word/2010/wordprocessingCanvas" xmlns:cx="http://schemas.microsoft.com/office/drawing/2014/chartex" xmlns:cx1="http://schemas.microsoft.com/office/drawing/2015/9/8/chartex" xmlns:cx2="http://schemas.microsoft.com/office/drawing/2015/10/21/chartex" xmlns:cx3="http://schemas.microsoft.com/office/drawing/2016/5/9/chartex" xmlns:cx4="http://schemas.microsoft.com/office/drawing/2016/5/10/chartex" xmlns:cx5="http://schemas.microsoft.com/office/drawing/2016/5/11/chartex" xmlns:cx6="http://schemas.microsoft.com/office/drawing/2016/5/12/chartex" xmlns:cx7="http://schemas.microsoft.com/office/drawing/2016/5/13/chartex" xmlns:cx8="http://schemas.microsoft.com/office/drawing/2016/5/14/chartex" xmlns:mc="http://schemas.openxmlformats.org/markup-compatibility/2006" xmlns:aink="http://schemas.microsoft.com/office/drawing/2016/ink" xmlns:am3d="http://schemas.microsoft.com/office/drawing/2017/model3d" xmlns:o="urn:schemas-microsoft-com:office:office" xmlns:oel="http://schemas.microsoft.com/office/2019/extlst" xmlns:r="http://schemas.openxmlformats.org/officeDocument/2006/relationships" xmlns:m="http://schemas.openxmlformats.org/officeDocument/2006/math" xmlns:v="urn:schemas-microsoft-com:vml" xmlns:wp14="http://schemas.microsoft.com/office/word/2010/wordprocessingDrawing" xmlns:wp="http://schemas.openxmlformats.org/drawingml/2006/wordprocessingDrawing" xmlns:w10="urn:schemas-microsoft-com:office:word" xmlns:w="http://schemas.openxmlformats.org/wordprocessingml/2006/main" xmlns:w14="http://schemas.microsoft.com/office/word/2010/wordml" xmlns:w15="http://schemas.microsoft.com/office/word/2012/wordml" xmlns:w16cex="http://schemas.microsoft.com/office/word/2018/wordml/cex" xmlns:w16cid="http://schemas.microsoft.com/office/word/2016/wordml/cid" xmlns:w16="http://schemas.microsoft.com/office/word/2018/wordml" xmlns:w16du="http://schemas.microsoft.com/office/word/2023/wordml/word16du" xmlns:w16sdtdh="http://schemas.microsoft.com/office/word/2020/wordml/sdtdatahash" xmlns:w16sdtfl="http://schemas.microsoft.com/office/word/2024/wordml/sdtformatlock" xmlns:w16se="http://schemas.microsoft.com/office/word/2015/wordml/symex" xmlns:wpg="http://schemas.microsoft.com/office/word/2010/wordprocessingGroup" xmlns:wpi="http://schemas.microsoft.com/office/word/2010/wordprocessingInk" xmlns:wne="http://schemas.microsoft.com/office/word/2006/wordml" xmlns:wps="http://schemas.microsoft.com/office/word/2010/wordprocessingShape" mc:Ignorable="w14 w15 w16se w16cid w16 w16cex w16sdtdh w16sdtfl w16du wp14">
   <w:body>
     <w:p>
       <w:pPr>
@@ -141,10 +141,10 @@
           <w:lang w:val="es-ES"/>
         </w:rPr>
         <w:drawing>
-          <wp:inline distT="0" distB="0" distL="0" distR="0" wp14:anchorId="67C4C73C" wp14:editId="317B3B39">
-            <wp:extent cx="6400800" cy="3200400"/>
+          <wp:inline distT="0" distB="0" distL="0" distR="0" wp14:anchorId="5089B5F6" wp14:editId="21EC76D5">
+            <wp:extent cx="6400800" cy="3105150"/>
             <wp:effectExtent l="0" t="0" r="0" b="0"/>
-            <wp:docPr id="1" name="Imagen 1"/>
+            <wp:docPr id="573532498" name="Picture 1" descr="A diagram of a computer program&#10;&#10;AI-generated content may be incorrect."/>
             <wp:cNvGraphicFramePr>
               <a:graphicFrameLocks xmlns:a="http://schemas.openxmlformats.org/drawingml/2006/main" noChangeAspect="1"/>
             </wp:cNvGraphicFramePr>
@@ -152,36 +152,23 @@
               <a:graphicData uri="http://schemas.openxmlformats.org/drawingml/2006/picture">
                 <pic:pic xmlns:pic="http://schemas.openxmlformats.org/drawingml/2006/picture">
                   <pic:nvPicPr>
-                    <pic:cNvPr id="0" name="Picture 1"/>
-                    <pic:cNvPicPr>
-                      <a:picLocks noChangeAspect="1" noChangeArrowheads="1"/>
-                    </pic:cNvPicPr>
+                    <pic:cNvPr id="573532498" name="Picture 1" descr="A diagram of a computer program&#10;&#10;AI-generated content may be incorrect."/>
+                    <pic:cNvPicPr/>
                   </pic:nvPicPr>
                   <pic:blipFill>
-                    <a:blip r:embed="rId5">
-                      <a:extLst>
-                        <a:ext uri="{28A0092B-C50C-407E-A947-70E740481C1C}">
-                          <a14:useLocalDpi xmlns:a14="http://schemas.microsoft.com/office/drawing/2010/main" val="0"/>
-                        </a:ext>
-                      </a:extLst>
-                    </a:blip>
-                    <a:srcRect/>
+                    <a:blip r:embed="rId5"/>
                     <a:stretch>
                       <a:fillRect/>
                     </a:stretch>
                   </pic:blipFill>
-                  <pic:spPr bwMode="auto">
+                  <pic:spPr>
                     <a:xfrm>
                       <a:off x="0" y="0"/>
-                      <a:ext cx="6400800" cy="3200400"/>
+                      <a:ext cx="6400800" cy="3105150"/>
                     </a:xfrm>
                     <a:prstGeom prst="rect">
                       <a:avLst/>
                     </a:prstGeom>
-                    <a:noFill/>
-                    <a:ln>
-                      <a:noFill/>
-                    </a:ln>
                   </pic:spPr>
                 </pic:pic>
               </a:graphicData>
@@ -245,7 +232,7 @@
     </w:p>
     <w:p>
       <w:pPr>
-        <w:pStyle w:val="Prrafodelista"/>
+        <w:pStyle w:val="ListParagraph"/>
         <w:numPr>
           <w:ilvl w:val="0"/>
           <w:numId w:val="2"/>
@@ -325,7 +312,7 @@
     </w:p>
     <w:p>
       <w:pPr>
-        <w:pStyle w:val="Prrafodelista"/>
+        <w:pStyle w:val="ListParagraph"/>
         <w:numPr>
           <w:ilvl w:val="0"/>
           <w:numId w:val="2"/>
@@ -361,7 +348,7 @@
     </w:p>
     <w:p>
       <w:pPr>
-        <w:pStyle w:val="Prrafodelista"/>
+        <w:pStyle w:val="ListParagraph"/>
         <w:numPr>
           <w:ilvl w:val="0"/>
           <w:numId w:val="2"/>
@@ -431,7 +418,7 @@
     </w:p>
     <w:p>
       <w:pPr>
-        <w:pStyle w:val="Prrafodelista"/>
+        <w:pStyle w:val="ListParagraph"/>
         <w:numPr>
           <w:ilvl w:val="0"/>
           <w:numId w:val="2"/>
@@ -612,7 +599,7 @@
     </w:p>
     <w:p>
       <w:pPr>
-        <w:pStyle w:val="Ttulo2"/>
+        <w:pStyle w:val="Heading2"/>
         <w:spacing w:before="0" w:after="0" w:line="300" w:lineRule="exact"/>
         <w:rPr>
           <w:sz w:val="26"/>
@@ -672,7 +659,39 @@
           <w:rFonts w:cs="Arial"/>
           <w:sz w:val="22"/>
         </w:rPr>
-        <w:t xml:space="preserve">Inicie el proceso de enrutamiento OSPF en los tres routers. Use el process ID </w:t>
+        <w:t xml:space="preserve">Inicie el proceso de enrutamiento OSPF en los tres </w:t>
+      </w:r>
+      <w:proofErr w:type="spellStart"/>
+      <w:r>
+        <w:rPr>
+          <w:rFonts w:cs="Arial"/>
+          <w:sz w:val="22"/>
+        </w:rPr>
+        <w:t>routers</w:t>
+      </w:r>
+      <w:proofErr w:type="spellEnd"/>
+      <w:r>
+        <w:rPr>
+          <w:rFonts w:cs="Arial"/>
+          <w:sz w:val="22"/>
+        </w:rPr>
+        <w:t xml:space="preserve">. Use el </w:t>
+      </w:r>
+      <w:proofErr w:type="spellStart"/>
+      <w:r>
+        <w:rPr>
+          <w:rFonts w:cs="Arial"/>
+          <w:sz w:val="22"/>
+        </w:rPr>
+        <w:t>process</w:t>
+      </w:r>
+      <w:proofErr w:type="spellEnd"/>
+      <w:r>
+        <w:rPr>
+          <w:rFonts w:cs="Arial"/>
+          <w:sz w:val="22"/>
+        </w:rPr>
+        <w:t xml:space="preserve"> ID </w:t>
       </w:r>
       <w:r>
         <w:rPr>
@@ -712,7 +731,7 @@
     </w:p>
     <w:p>
       <w:pPr>
-        <w:pStyle w:val="Prrafodelista"/>
+        <w:pStyle w:val="ListParagraph"/>
         <w:spacing w:after="0" w:line="300" w:lineRule="exact"/>
         <w:ind w:left="360"/>
         <w:jc w:val="both"/>
@@ -730,12 +749,32 @@
           <w:bCs/>
           <w:lang w:val="en-US"/>
         </w:rPr>
-        <w:t>Router(config)# router ospf process-id</w:t>
-      </w:r>
-    </w:p>
-    <w:p>
-      <w:pPr>
-        <w:pStyle w:val="Prrafodelista"/>
+        <w:t xml:space="preserve">Router(config)# router </w:t>
+      </w:r>
+      <w:proofErr w:type="spellStart"/>
+      <w:r>
+        <w:rPr>
+          <w:rFonts w:ascii="Arial" w:hAnsi="Arial" w:cs="Arial"/>
+          <w:b/>
+          <w:bCs/>
+          <w:lang w:val="en-US"/>
+        </w:rPr>
+        <w:t>ospf</w:t>
+      </w:r>
+      <w:proofErr w:type="spellEnd"/>
+      <w:r>
+        <w:rPr>
+          <w:rFonts w:ascii="Arial" w:hAnsi="Arial" w:cs="Arial"/>
+          <w:b/>
+          <w:bCs/>
+          <w:lang w:val="en-US"/>
+        </w:rPr>
+        <w:t xml:space="preserve"> process-id</w:t>
+      </w:r>
+    </w:p>
+    <w:p>
+      <w:pPr>
+        <w:pStyle w:val="ListParagraph"/>
         <w:spacing w:after="0" w:line="300" w:lineRule="exact"/>
         <w:ind w:left="360"/>
         <w:jc w:val="both"/>
@@ -763,7 +802,39 @@
           <w:rFonts w:cs="Arial"/>
           <w:sz w:val="22"/>
         </w:rPr>
-        <w:t>Configure el proceso de enrutamiento en R1, R2 y R3 con las instrucciones de red y las wildcard masks necesarias para activar el enrutamiento OSPF para todas las redes conectadas. Los valores de instrucción de red deben ser las direcciones de red o subred de las redes configuradas.</w:t>
+        <w:t xml:space="preserve">Configure el proceso de enrutamiento en R1, R2 y R3 con las instrucciones de red y las </w:t>
+      </w:r>
+      <w:proofErr w:type="spellStart"/>
+      <w:r>
+        <w:rPr>
+          <w:rFonts w:cs="Arial"/>
+          <w:sz w:val="22"/>
+        </w:rPr>
+        <w:t>wildcard</w:t>
+      </w:r>
+      <w:proofErr w:type="spellEnd"/>
+      <w:r>
+        <w:rPr>
+          <w:rFonts w:cs="Arial"/>
+          <w:sz w:val="22"/>
+        </w:rPr>
+        <w:t xml:space="preserve"> </w:t>
+      </w:r>
+      <w:proofErr w:type="spellStart"/>
+      <w:r>
+        <w:rPr>
+          <w:rFonts w:cs="Arial"/>
+          <w:sz w:val="22"/>
+        </w:rPr>
+        <w:t>masks</w:t>
+      </w:r>
+      <w:proofErr w:type="spellEnd"/>
+      <w:r>
+        <w:rPr>
+          <w:rFonts w:cs="Arial"/>
+          <w:sz w:val="22"/>
+        </w:rPr>
+        <w:t xml:space="preserve"> necesarias para activar el enrutamiento OSPF para todas las redes conectadas. Los valores de instrucción de red deben ser las direcciones de red o subred de las redes configuradas.</w:t>
       </w:r>
     </w:p>
     <w:p>
@@ -775,20 +846,64 @@
           <w:rFonts w:cs="Arial"/>
           <w:sz w:val="22"/>
           <w:szCs w:val="22"/>
-        </w:rPr>
-      </w:pPr>
+          <w:lang w:val="en-US"/>
+        </w:rPr>
+      </w:pPr>
+      <w:proofErr w:type="spellStart"/>
       <w:r>
         <w:rPr>
           <w:rFonts w:cs="Arial"/>
           <w:sz w:val="22"/>
           <w:szCs w:val="22"/>
-        </w:rPr>
-        <w:t>Abrir la ventana de configuración</w:t>
-      </w:r>
-    </w:p>
-    <w:p>
-      <w:pPr>
-        <w:pStyle w:val="Prrafodelista"/>
+          <w:lang w:val="en-US"/>
+        </w:rPr>
+        <w:t>Abrir</w:t>
+      </w:r>
+      <w:proofErr w:type="spellEnd"/>
+      <w:r>
+        <w:rPr>
+          <w:rFonts w:cs="Arial"/>
+          <w:sz w:val="22"/>
+          <w:szCs w:val="22"/>
+          <w:lang w:val="en-US"/>
+        </w:rPr>
+        <w:t xml:space="preserve"> la </w:t>
+      </w:r>
+      <w:proofErr w:type="spellStart"/>
+      <w:r>
+        <w:rPr>
+          <w:rFonts w:cs="Arial"/>
+          <w:sz w:val="22"/>
+          <w:szCs w:val="22"/>
+          <w:lang w:val="en-US"/>
+        </w:rPr>
+        <w:t>ventana</w:t>
+      </w:r>
+      <w:proofErr w:type="spellEnd"/>
+      <w:r>
+        <w:rPr>
+          <w:rFonts w:cs="Arial"/>
+          <w:sz w:val="22"/>
+          <w:szCs w:val="22"/>
+          <w:lang w:val="en-US"/>
+        </w:rPr>
+        <w:t xml:space="preserve"> de </w:t>
+      </w:r>
+      <w:proofErr w:type="spellStart"/>
+      <w:r>
+        <w:rPr>
+          <w:rFonts w:cs="Arial"/>
+          <w:sz w:val="22"/>
+          <w:szCs w:val="22"/>
+          <w:lang w:val="en-US"/>
+        </w:rPr>
+        <w:t>configuración</w:t>
+      </w:r>
+      <w:proofErr w:type="spellEnd"/>
+    </w:p>
+    <w:p>
+      <w:pPr>
+        <w:pStyle w:val="ListParagraph"/>
         <w:spacing w:after="0" w:line="300" w:lineRule="exact"/>
         <w:ind w:left="360"/>
         <w:jc w:val="both"/>
@@ -813,41 +928,43 @@
       <w:pPr>
         <w:spacing w:after="0" w:line="300" w:lineRule="exact"/>
         <w:rPr>
-          <w:lang w:val="es-419"/>
-        </w:rPr>
-      </w:pPr>
-    </w:p>
-    <w:p>
-      <w:pPr>
-        <w:spacing w:after="0" w:line="300" w:lineRule="exact"/>
-        <w:rPr>
-          <w:lang w:val="es-419"/>
-        </w:rPr>
-      </w:pPr>
-    </w:p>
-    <w:p>
-      <w:pPr>
-        <w:pStyle w:val="Ttulo2"/>
+          <w:lang w:val="en-US"/>
+        </w:rPr>
+      </w:pPr>
+    </w:p>
+    <w:p>
+      <w:pPr>
+        <w:spacing w:after="0" w:line="300" w:lineRule="exact"/>
+        <w:rPr>
+          <w:lang w:val="en-US"/>
+        </w:rPr>
+      </w:pPr>
+    </w:p>
+    <w:p>
+      <w:pPr>
+        <w:pStyle w:val="Heading2"/>
         <w:spacing w:before="0" w:after="0" w:line="300" w:lineRule="exact"/>
         <w:rPr>
           <w:sz w:val="26"/>
           <w:szCs w:val="26"/>
-        </w:rPr>
-      </w:pPr>
-    </w:p>
-    <w:p>
-      <w:pPr>
-        <w:pStyle w:val="Ttulo2"/>
+          <w:lang w:val="en-US"/>
+        </w:rPr>
+      </w:pPr>
+    </w:p>
+    <w:p>
+      <w:pPr>
+        <w:pStyle w:val="Heading2"/>
         <w:spacing w:before="0" w:after="0" w:line="300" w:lineRule="exact"/>
         <w:rPr>
           <w:sz w:val="26"/>
           <w:szCs w:val="26"/>
-        </w:rPr>
-      </w:pPr>
-    </w:p>
-    <w:p>
-      <w:pPr>
-        <w:pStyle w:val="Ttulo2"/>
+          <w:lang w:val="en-US"/>
+        </w:rPr>
+      </w:pPr>
+    </w:p>
+    <w:p>
+      <w:pPr>
+        <w:pStyle w:val="Heading2"/>
         <w:spacing w:before="0" w:after="0" w:line="300" w:lineRule="exact"/>
         <w:rPr>
           <w:sz w:val="26"/>
@@ -864,7 +981,7 @@
     </w:p>
     <w:p>
       <w:pPr>
-        <w:pStyle w:val="Ttulo2"/>
+        <w:pStyle w:val="Heading2"/>
         <w:spacing w:before="0" w:after="0" w:line="300" w:lineRule="exact"/>
       </w:pPr>
     </w:p>
@@ -892,14 +1009,97 @@
           <w:bCs/>
           <w:sz w:val="22"/>
         </w:rPr>
-        <w:t>show ip ospf neighbor</w:t>
-      </w:r>
+        <w:t xml:space="preserve">show </w:t>
+      </w:r>
+      <w:proofErr w:type="spellStart"/>
       <w:r>
         <w:rPr>
           <w:rFonts w:cs="Arial"/>
-          <w:sz w:val="22"/>
-        </w:rPr>
-        <w:t xml:space="preserve"> para verificar que cada router indique a los demás routers en la red como vecinos.</w:t>
+          <w:b/>
+          <w:bCs/>
+          <w:sz w:val="22"/>
+        </w:rPr>
+        <w:t>ip</w:t>
+      </w:r>
+      <w:proofErr w:type="spellEnd"/>
+      <w:r>
+        <w:rPr>
+          <w:rFonts w:cs="Arial"/>
+          <w:b/>
+          <w:bCs/>
+          <w:sz w:val="22"/>
+        </w:rPr>
+        <w:t xml:space="preserve"> </w:t>
+      </w:r>
+      <w:proofErr w:type="spellStart"/>
+      <w:r>
+        <w:rPr>
+          <w:rFonts w:cs="Arial"/>
+          <w:b/>
+          <w:bCs/>
+          <w:sz w:val="22"/>
+        </w:rPr>
+        <w:t>ospf</w:t>
+      </w:r>
+      <w:proofErr w:type="spellEnd"/>
+      <w:r>
+        <w:rPr>
+          <w:rFonts w:cs="Arial"/>
+          <w:b/>
+          <w:bCs/>
+          <w:sz w:val="22"/>
+        </w:rPr>
+        <w:t xml:space="preserve"> </w:t>
+      </w:r>
+      <w:proofErr w:type="spellStart"/>
+      <w:r>
+        <w:rPr>
+          <w:rFonts w:cs="Arial"/>
+          <w:b/>
+          <w:bCs/>
+          <w:sz w:val="22"/>
+        </w:rPr>
+        <w:t>neighbor</w:t>
+      </w:r>
+      <w:proofErr w:type="spellEnd"/>
+      <w:r>
+        <w:rPr>
+          <w:rFonts w:cs="Arial"/>
+          <w:sz w:val="22"/>
+        </w:rPr>
+        <w:t xml:space="preserve"> para verificar que cada </w:t>
+      </w:r>
+      <w:proofErr w:type="spellStart"/>
+      <w:r>
+        <w:rPr>
+          <w:rFonts w:cs="Arial"/>
+          <w:sz w:val="22"/>
+        </w:rPr>
+        <w:t>router</w:t>
+      </w:r>
+      <w:proofErr w:type="spellEnd"/>
+      <w:r>
+        <w:rPr>
+          <w:rFonts w:cs="Arial"/>
+          <w:sz w:val="22"/>
+        </w:rPr>
+        <w:t xml:space="preserve"> indique a los demás </w:t>
+      </w:r>
+      <w:proofErr w:type="spellStart"/>
+      <w:r>
+        <w:rPr>
+          <w:rFonts w:cs="Arial"/>
+          <w:sz w:val="22"/>
+        </w:rPr>
+        <w:t>routers</w:t>
+      </w:r>
+      <w:proofErr w:type="spellEnd"/>
+      <w:r>
+        <w:rPr>
+          <w:rFonts w:cs="Arial"/>
+          <w:sz w:val="22"/>
+        </w:rPr>
+        <w:t xml:space="preserve"> en la red como vecinos.</w:t>
       </w:r>
     </w:p>
     <w:p>
@@ -939,7 +1139,51 @@
           <w:sz w:val="22"/>
           <w:lang w:val="en-US"/>
         </w:rPr>
-        <w:t>Router# show ip ospf neighbor</w:t>
+        <w:t xml:space="preserve">Router# show </w:t>
+      </w:r>
+      <w:proofErr w:type="spellStart"/>
+      <w:r>
+        <w:rPr>
+          <w:rFonts w:ascii="Arial" w:hAnsi="Arial" w:cs="Arial"/>
+          <w:b/>
+          <w:bCs/>
+          <w:sz w:val="22"/>
+          <w:lang w:val="en-US"/>
+        </w:rPr>
+        <w:t>ip</w:t>
+      </w:r>
+      <w:proofErr w:type="spellEnd"/>
+      <w:r>
+        <w:rPr>
+          <w:rFonts w:ascii="Arial" w:hAnsi="Arial" w:cs="Arial"/>
+          <w:b/>
+          <w:bCs/>
+          <w:sz w:val="22"/>
+          <w:lang w:val="en-US"/>
+        </w:rPr>
+        <w:t xml:space="preserve"> </w:t>
+      </w:r>
+      <w:proofErr w:type="spellStart"/>
+      <w:r>
+        <w:rPr>
+          <w:rFonts w:ascii="Arial" w:hAnsi="Arial" w:cs="Arial"/>
+          <w:b/>
+          <w:bCs/>
+          <w:sz w:val="22"/>
+          <w:lang w:val="en-US"/>
+        </w:rPr>
+        <w:t>ospf</w:t>
+      </w:r>
+      <w:proofErr w:type="spellEnd"/>
+      <w:r>
+        <w:rPr>
+          <w:rFonts w:ascii="Arial" w:hAnsi="Arial" w:cs="Arial"/>
+          <w:b/>
+          <w:bCs/>
+          <w:sz w:val="22"/>
+          <w:lang w:val="en-US"/>
+        </w:rPr>
+        <w:t xml:space="preserve"> neighbor</w:t>
       </w:r>
     </w:p>
     <w:p>
@@ -978,14 +1222,77 @@
           <w:bCs/>
           <w:sz w:val="22"/>
         </w:rPr>
-        <w:t>show ip route</w:t>
-      </w:r>
+        <w:t xml:space="preserve">show </w:t>
+      </w:r>
+      <w:proofErr w:type="spellStart"/>
       <w:r>
         <w:rPr>
           <w:rFonts w:cs="Arial"/>
-          <w:sz w:val="22"/>
-        </w:rPr>
-        <w:t xml:space="preserve"> para verificar que todas las redes aparezcan en la tabla de routing de todos los routers.</w:t>
+          <w:b/>
+          <w:bCs/>
+          <w:sz w:val="22"/>
+        </w:rPr>
+        <w:t>ip</w:t>
+      </w:r>
+      <w:proofErr w:type="spellEnd"/>
+      <w:r>
+        <w:rPr>
+          <w:rFonts w:cs="Arial"/>
+          <w:b/>
+          <w:bCs/>
+          <w:sz w:val="22"/>
+        </w:rPr>
+        <w:t xml:space="preserve"> </w:t>
+      </w:r>
+      <w:proofErr w:type="spellStart"/>
+      <w:r>
+        <w:rPr>
+          <w:rFonts w:cs="Arial"/>
+          <w:b/>
+          <w:bCs/>
+          <w:sz w:val="22"/>
+        </w:rPr>
+        <w:t>route</w:t>
+      </w:r>
+      <w:proofErr w:type="spellEnd"/>
+      <w:r>
+        <w:rPr>
+          <w:rFonts w:cs="Arial"/>
+          <w:sz w:val="22"/>
+        </w:rPr>
+        <w:t xml:space="preserve"> para verificar que todas las redes aparezcan en la tabla de </w:t>
+      </w:r>
+      <w:proofErr w:type="spellStart"/>
+      <w:r>
+        <w:rPr>
+          <w:rFonts w:cs="Arial"/>
+          <w:sz w:val="22"/>
+        </w:rPr>
+        <w:t>routing</w:t>
+      </w:r>
+      <w:proofErr w:type="spellEnd"/>
+      <w:r>
+        <w:rPr>
+          <w:rFonts w:cs="Arial"/>
+          <w:sz w:val="22"/>
+        </w:rPr>
+        <w:t xml:space="preserve"> de todos los </w:t>
+      </w:r>
+      <w:proofErr w:type="spellStart"/>
+      <w:r>
+        <w:rPr>
+          <w:rFonts w:cs="Arial"/>
+          <w:sz w:val="22"/>
+        </w:rPr>
+        <w:t>routers</w:t>
+      </w:r>
+      <w:proofErr w:type="spellEnd"/>
+      <w:r>
+        <w:rPr>
+          <w:rFonts w:cs="Arial"/>
+          <w:sz w:val="22"/>
+        </w:rPr>
+        <w:t>.</w:t>
       </w:r>
     </w:p>
     <w:p>
@@ -995,7 +1302,7 @@
         <w:rPr>
           <w:rFonts w:ascii="Arial" w:hAnsi="Arial" w:cs="Arial"/>
           <w:sz w:val="22"/>
-          <w:lang w:val="en-US"/>
+          <w:lang w:val="es-MX"/>
         </w:rPr>
       </w:pPr>
     </w:p>
@@ -1008,19 +1315,65 @@
           <w:b/>
           <w:bCs/>
           <w:sz w:val="22"/>
-          <w:lang w:val="en-US"/>
-        </w:rPr>
-      </w:pPr>
-      <w:r>
-        <w:rPr>
-          <w:rFonts w:ascii="Arial" w:hAnsi="Arial" w:cs="Arial"/>
-          <w:b/>
-          <w:bCs/>
-          <w:sz w:val="22"/>
-          <w:lang w:val="en-US"/>
-        </w:rPr>
-        <w:t>Router# show ip route</w:t>
-      </w:r>
+          <w:lang w:val="es-MX"/>
+        </w:rPr>
+      </w:pPr>
+      <w:proofErr w:type="spellStart"/>
+      <w:r>
+        <w:rPr>
+          <w:rFonts w:ascii="Arial" w:hAnsi="Arial" w:cs="Arial"/>
+          <w:b/>
+          <w:bCs/>
+          <w:sz w:val="22"/>
+          <w:lang w:val="es-MX"/>
+        </w:rPr>
+        <w:t>Router</w:t>
+      </w:r>
+      <w:proofErr w:type="spellEnd"/>
+      <w:r>
+        <w:rPr>
+          <w:rFonts w:ascii="Arial" w:hAnsi="Arial" w:cs="Arial"/>
+          <w:b/>
+          <w:bCs/>
+          <w:sz w:val="22"/>
+          <w:lang w:val="es-MX"/>
+        </w:rPr>
+        <w:t xml:space="preserve"># show </w:t>
+      </w:r>
+      <w:proofErr w:type="spellStart"/>
+      <w:r>
+        <w:rPr>
+          <w:rFonts w:ascii="Arial" w:hAnsi="Arial" w:cs="Arial"/>
+          <w:b/>
+          <w:bCs/>
+          <w:sz w:val="22"/>
+          <w:lang w:val="es-MX"/>
+        </w:rPr>
+        <w:t>ip</w:t>
+      </w:r>
+      <w:proofErr w:type="spellEnd"/>
+      <w:r>
+        <w:rPr>
+          <w:rFonts w:ascii="Arial" w:hAnsi="Arial" w:cs="Arial"/>
+          <w:b/>
+          <w:bCs/>
+          <w:sz w:val="22"/>
+          <w:lang w:val="es-MX"/>
+        </w:rPr>
+        <w:t xml:space="preserve"> </w:t>
+      </w:r>
+      <w:proofErr w:type="spellStart"/>
+      <w:r>
+        <w:rPr>
+          <w:rFonts w:ascii="Arial" w:hAnsi="Arial" w:cs="Arial"/>
+          <w:b/>
+          <w:bCs/>
+          <w:sz w:val="22"/>
+          <w:lang w:val="es-MX"/>
+        </w:rPr>
+        <w:t>route</w:t>
+      </w:r>
+      <w:proofErr w:type="spellEnd"/>
     </w:p>
     <w:p>
       <w:pPr>
@@ -1036,7 +1389,7 @@
     </w:p>
     <w:p>
       <w:pPr>
-        <w:pStyle w:val="Ttulo2"/>
+        <w:pStyle w:val="Heading2"/>
         <w:spacing w:before="0" w:after="0" w:line="300" w:lineRule="exact"/>
         <w:rPr>
           <w:sz w:val="26"/>
@@ -1096,7 +1449,7 @@
     </w:p>
     <w:p>
       <w:pPr>
-        <w:pStyle w:val="Prrafodelista"/>
+        <w:pStyle w:val="ListParagraph"/>
         <w:numPr>
           <w:ilvl w:val="0"/>
           <w:numId w:val="3"/>
@@ -1187,7 +1540,7 @@
     </w:p>
     <w:p>
       <w:pPr>
-        <w:pStyle w:val="Prrafodelista"/>
+        <w:pStyle w:val="ListParagraph"/>
         <w:numPr>
           <w:ilvl w:val="0"/>
           <w:numId w:val="3"/>
@@ -1309,7 +1662,7 @@
     </w:p>
     <w:p>
       <w:pPr>
-        <w:pStyle w:val="Ttulo3"/>
+        <w:pStyle w:val="Heading3"/>
         <w:numPr>
           <w:ilvl w:val="0"/>
           <w:numId w:val="0"/>
@@ -1368,7 +1721,21 @@
         <w:rPr>
           <w:sz w:val="22"/>
         </w:rPr>
-        <w:t>el siguiente salto (next-hop)</w:t>
+        <w:t>el siguiente salto (</w:t>
+      </w:r>
+      <w:proofErr w:type="spellStart"/>
+      <w:r>
+        <w:rPr>
+          <w:sz w:val="22"/>
+        </w:rPr>
+        <w:t>next</w:t>
+      </w:r>
+      <w:proofErr w:type="spellEnd"/>
+      <w:r>
+        <w:rPr>
+          <w:sz w:val="22"/>
+        </w:rPr>
+        <w:t>-hop)</w:t>
       </w:r>
       <w:r>
         <w:rPr>
@@ -1401,7 +1768,21 @@
         <w:rPr>
           <w:sz w:val="22"/>
         </w:rPr>
-        <w:t>Examine las tablas de enrutamiento en los routers R1, R2 y R3.</w:t>
+        <w:t xml:space="preserve">Examine las tablas de enrutamiento en los </w:t>
+      </w:r>
+      <w:proofErr w:type="spellStart"/>
+      <w:r>
+        <w:rPr>
+          <w:sz w:val="22"/>
+        </w:rPr>
+        <w:t>routers</w:t>
+      </w:r>
+      <w:proofErr w:type="spellEnd"/>
+      <w:r>
+        <w:rPr>
+          <w:sz w:val="22"/>
+        </w:rPr>
+        <w:t xml:space="preserve"> R1, R2 y R3.</w:t>
       </w:r>
     </w:p>
     <w:p>
@@ -1420,7 +1801,7 @@
     </w:p>
     <w:p>
       <w:pPr>
-        <w:pStyle w:val="Ttulo3"/>
+        <w:pStyle w:val="Heading3"/>
         <w:numPr>
           <w:ilvl w:val="0"/>
           <w:numId w:val="0"/>
@@ -1480,7 +1861,21 @@
         <w:rPr>
           <w:sz w:val="22"/>
         </w:rPr>
-        <w:t>Examine las tablas de enrutamiento en los routers R1, R2 y R3.</w:t>
+        <w:t xml:space="preserve">Examine las tablas de enrutamiento en los </w:t>
+      </w:r>
+      <w:proofErr w:type="spellStart"/>
+      <w:r>
+        <w:rPr>
+          <w:sz w:val="22"/>
+        </w:rPr>
+        <w:t>routers</w:t>
+      </w:r>
+      <w:proofErr w:type="spellEnd"/>
+      <w:r>
+        <w:rPr>
+          <w:sz w:val="22"/>
+        </w:rPr>
+        <w:t xml:space="preserve"> R1, R2 y R3.</w:t>
       </w:r>
     </w:p>
     <w:p>
@@ -1499,7 +1894,7 @@
     </w:p>
     <w:p>
       <w:pPr>
-        <w:pStyle w:val="Ttulo2"/>
+        <w:pStyle w:val="Heading2"/>
         <w:spacing w:before="0" w:after="0" w:line="300" w:lineRule="exact"/>
         <w:rPr>
           <w:sz w:val="26"/>
@@ -1559,7 +1954,7 @@
     </w:p>
     <w:p>
       <w:pPr>
-        <w:pStyle w:val="Prrafodelista"/>
+        <w:pStyle w:val="ListParagraph"/>
         <w:numPr>
           <w:ilvl w:val="0"/>
           <w:numId w:val="3"/>
@@ -1650,7 +2045,7 @@
     </w:p>
     <w:p>
       <w:pPr>
-        <w:pStyle w:val="Prrafodelista"/>
+        <w:pStyle w:val="ListParagraph"/>
         <w:numPr>
           <w:ilvl w:val="0"/>
           <w:numId w:val="3"/>
@@ -1874,7 +2269,7 @@
     </w:p>
     <w:p>
       <w:pPr>
-        <w:pStyle w:val="Ttulo2"/>
+        <w:pStyle w:val="Heading2"/>
         <w:spacing w:before="0" w:after="0" w:line="300" w:lineRule="exact"/>
         <w:rPr>
           <w:sz w:val="26"/>
@@ -1936,7 +2331,7 @@
     </w:p>
     <w:p>
       <w:pPr>
-        <w:pStyle w:val="Prrafodelista"/>
+        <w:pStyle w:val="ListParagraph"/>
         <w:numPr>
           <w:ilvl w:val="0"/>
           <w:numId w:val="3"/>
@@ -2181,14 +2576,65 @@
         </w:rPr>
         <w:t xml:space="preserve"> </w:t>
       </w:r>
-      <w:r>
-        <w:rPr>
-          <w:rFonts w:ascii="Arial" w:hAnsi="Arial" w:cs="Arial"/>
-          <w:b/>
-          <w:bCs/>
-          <w:lang w:val="es-ES"/>
-        </w:rPr>
-        <w:t xml:space="preserve">sh ip route </w:t>
+      <w:proofErr w:type="spellStart"/>
+      <w:r>
+        <w:rPr>
+          <w:rFonts w:ascii="Arial" w:hAnsi="Arial" w:cs="Arial"/>
+          <w:b/>
+          <w:bCs/>
+          <w:lang w:val="es-ES"/>
+        </w:rPr>
+        <w:t>sh</w:t>
+      </w:r>
+      <w:proofErr w:type="spellEnd"/>
+      <w:r>
+        <w:rPr>
+          <w:rFonts w:ascii="Arial" w:hAnsi="Arial" w:cs="Arial"/>
+          <w:b/>
+          <w:bCs/>
+          <w:lang w:val="es-ES"/>
+        </w:rPr>
+        <w:t xml:space="preserve"> </w:t>
+      </w:r>
+      <w:proofErr w:type="spellStart"/>
+      <w:r>
+        <w:rPr>
+          <w:rFonts w:ascii="Arial" w:hAnsi="Arial" w:cs="Arial"/>
+          <w:b/>
+          <w:bCs/>
+          <w:lang w:val="es-ES"/>
+        </w:rPr>
+        <w:t>ip</w:t>
+      </w:r>
+      <w:proofErr w:type="spellEnd"/>
+      <w:r>
+        <w:rPr>
+          <w:rFonts w:ascii="Arial" w:hAnsi="Arial" w:cs="Arial"/>
+          <w:b/>
+          <w:bCs/>
+          <w:lang w:val="es-ES"/>
+        </w:rPr>
+        <w:t xml:space="preserve"> </w:t>
+      </w:r>
+      <w:proofErr w:type="spellStart"/>
+      <w:r>
+        <w:rPr>
+          <w:rFonts w:ascii="Arial" w:hAnsi="Arial" w:cs="Arial"/>
+          <w:b/>
+          <w:bCs/>
+          <w:lang w:val="es-ES"/>
+        </w:rPr>
+        <w:t>route</w:t>
+      </w:r>
+      <w:proofErr w:type="spellEnd"/>
+      <w:r>
+        <w:rPr>
+          <w:rFonts w:ascii="Arial" w:hAnsi="Arial" w:cs="Arial"/>
+          <w:b/>
+          <w:bCs/>
+          <w:lang w:val="es-ES"/>
+        </w:rPr>
+        <w:t xml:space="preserve"> </w:t>
       </w:r>
       <w:r>
         <w:rPr>
@@ -2217,7 +2663,7 @@
     </w:p>
     <w:p>
       <w:pPr>
-        <w:pStyle w:val="Prrafodelista"/>
+        <w:pStyle w:val="ListParagraph"/>
         <w:numPr>
           <w:ilvl w:val="0"/>
           <w:numId w:val="3"/>
@@ -2346,8 +2792,39 @@
           <w:bCs/>
           <w:lang w:val="es-ES"/>
         </w:rPr>
-        <w:t>default-information originate</w:t>
-      </w:r>
+        <w:t>default-</w:t>
+      </w:r>
+      <w:proofErr w:type="spellStart"/>
+      <w:r>
+        <w:rPr>
+          <w:rFonts w:ascii="Arial" w:hAnsi="Arial" w:cs="Arial"/>
+          <w:b/>
+          <w:bCs/>
+          <w:lang w:val="es-ES"/>
+        </w:rPr>
+        <w:t>information</w:t>
+      </w:r>
+      <w:proofErr w:type="spellEnd"/>
+      <w:r>
+        <w:rPr>
+          <w:rFonts w:ascii="Arial" w:hAnsi="Arial" w:cs="Arial"/>
+          <w:b/>
+          <w:bCs/>
+          <w:lang w:val="es-ES"/>
+        </w:rPr>
+        <w:t xml:space="preserve"> </w:t>
+      </w:r>
+      <w:proofErr w:type="spellStart"/>
+      <w:r>
+        <w:rPr>
+          <w:rFonts w:ascii="Arial" w:hAnsi="Arial" w:cs="Arial"/>
+          <w:b/>
+          <w:bCs/>
+          <w:lang w:val="es-ES"/>
+        </w:rPr>
+        <w:t>originate</w:t>
+      </w:r>
+      <w:proofErr w:type="spellEnd"/>
       <w:r>
         <w:rPr>
           <w:rFonts w:ascii="Arial" w:hAnsi="Arial" w:cs="Arial"/>
@@ -2358,16 +2835,16 @@
     </w:p>
     <w:p>
       <w:pPr>
-        <w:pStyle w:val="Prrafodelista"/>
-        <w:rPr>
-          <w:rFonts w:ascii="Arial" w:hAnsi="Arial" w:cs="Arial"/>
-          <w:lang w:val="es-ES"/>
-        </w:rPr>
-      </w:pPr>
-    </w:p>
-    <w:p>
-      <w:pPr>
-        <w:pStyle w:val="Prrafodelista"/>
+        <w:pStyle w:val="ListParagraph"/>
+        <w:rPr>
+          <w:rFonts w:ascii="Arial" w:hAnsi="Arial" w:cs="Arial"/>
+          <w:lang w:val="es-ES"/>
+        </w:rPr>
+      </w:pPr>
+    </w:p>
+    <w:p>
+      <w:pPr>
+        <w:pStyle w:val="ListParagraph"/>
         <w:numPr>
           <w:ilvl w:val="0"/>
           <w:numId w:val="3"/>
@@ -2537,7 +3014,7 @@
     </w:p>
     <w:p>
       <w:pPr>
-        <w:pStyle w:val="Ttulo2"/>
+        <w:pStyle w:val="Heading2"/>
         <w:spacing w:before="0" w:after="0" w:line="300" w:lineRule="exact"/>
         <w:rPr>
           <w:rFonts w:cs="Arial"/>
@@ -2588,7 +3065,7 @@
     </w:p>
     <w:p>
       <w:pPr>
-        <w:pStyle w:val="Prrafodelista"/>
+        <w:pStyle w:val="ListParagraph"/>
         <w:numPr>
           <w:ilvl w:val="0"/>
           <w:numId w:val="1"/>
@@ -2608,12 +3085,32 @@
           <w:bCs/>
           <w:lang w:val="es-ES"/>
         </w:rPr>
-        <w:t xml:space="preserve">Habilitar el ruteo bgp </w:t>
-      </w:r>
-    </w:p>
-    <w:p>
-      <w:pPr>
-        <w:pStyle w:val="Prrafodelista"/>
+        <w:t xml:space="preserve">Habilitar el ruteo </w:t>
+      </w:r>
+      <w:proofErr w:type="spellStart"/>
+      <w:r>
+        <w:rPr>
+          <w:rFonts w:ascii="Arial" w:hAnsi="Arial" w:cs="Arial"/>
+          <w:b/>
+          <w:bCs/>
+          <w:lang w:val="es-ES"/>
+        </w:rPr>
+        <w:t>bgp</w:t>
+      </w:r>
+      <w:proofErr w:type="spellEnd"/>
+      <w:r>
+        <w:rPr>
+          <w:rFonts w:ascii="Arial" w:hAnsi="Arial" w:cs="Arial"/>
+          <w:b/>
+          <w:bCs/>
+          <w:lang w:val="es-ES"/>
+        </w:rPr>
+        <w:t xml:space="preserve"> </w:t>
+      </w:r>
+    </w:p>
+    <w:p>
+      <w:pPr>
+        <w:pStyle w:val="ListParagraph"/>
         <w:spacing w:after="0" w:line="300" w:lineRule="exact"/>
         <w:ind w:left="360"/>
         <w:rPr>
@@ -2626,7 +3123,7 @@
     </w:p>
     <w:p>
       <w:pPr>
-        <w:pStyle w:val="Prrafodelista"/>
+        <w:pStyle w:val="ListParagraph"/>
         <w:spacing w:after="0" w:line="300" w:lineRule="exact"/>
         <w:ind w:left="360"/>
         <w:rPr>
@@ -2642,7 +3139,27 @@
           <w:bCs/>
           <w:lang w:val="en-US"/>
         </w:rPr>
-        <w:t xml:space="preserve">router bgp </w:t>
+        <w:t xml:space="preserve">router </w:t>
+      </w:r>
+      <w:proofErr w:type="spellStart"/>
+      <w:r>
+        <w:rPr>
+          <w:rFonts w:ascii="Arial" w:hAnsi="Arial" w:cs="Arial"/>
+          <w:b/>
+          <w:bCs/>
+          <w:lang w:val="en-US"/>
+        </w:rPr>
+        <w:t>bgp</w:t>
+      </w:r>
+      <w:proofErr w:type="spellEnd"/>
+      <w:r>
+        <w:rPr>
+          <w:rFonts w:ascii="Arial" w:hAnsi="Arial" w:cs="Arial"/>
+          <w:b/>
+          <w:bCs/>
+          <w:lang w:val="en-US"/>
+        </w:rPr>
+        <w:t xml:space="preserve"> </w:t>
       </w:r>
       <w:r>
         <w:rPr>
@@ -2678,6 +3195,7 @@
           <w:lang w:val="es-ES"/>
         </w:rPr>
       </w:pPr>
+      <w:proofErr w:type="spellStart"/>
       <w:r>
         <w:rPr>
           <w:rFonts w:ascii="Arial" w:hAnsi="Arial" w:cs="Arial"/>
@@ -2686,7 +3204,40 @@
           <w:color w:val="FF0000"/>
           <w:lang w:val="es-ES"/>
         </w:rPr>
-        <w:t>router bgp 65000</w:t>
+        <w:t>router</w:t>
+      </w:r>
+      <w:proofErr w:type="spellEnd"/>
+      <w:r>
+        <w:rPr>
+          <w:rFonts w:ascii="Arial" w:hAnsi="Arial" w:cs="Arial"/>
+          <w:b/>
+          <w:bCs/>
+          <w:color w:val="FF0000"/>
+          <w:lang w:val="es-ES"/>
+        </w:rPr>
+        <w:t xml:space="preserve"> </w:t>
+      </w:r>
+      <w:proofErr w:type="spellStart"/>
+      <w:r>
+        <w:rPr>
+          <w:rFonts w:ascii="Arial" w:hAnsi="Arial" w:cs="Arial"/>
+          <w:b/>
+          <w:bCs/>
+          <w:color w:val="FF0000"/>
+          <w:lang w:val="es-ES"/>
+        </w:rPr>
+        <w:t>bgp</w:t>
+      </w:r>
+      <w:proofErr w:type="spellEnd"/>
+      <w:r>
+        <w:rPr>
+          <w:rFonts w:ascii="Arial" w:hAnsi="Arial" w:cs="Arial"/>
+          <w:b/>
+          <w:bCs/>
+          <w:color w:val="FF0000"/>
+          <w:lang w:val="es-ES"/>
+        </w:rPr>
+        <w:t xml:space="preserve"> 65000</w:t>
       </w:r>
     </w:p>
     <w:p>
@@ -2701,7 +3252,7 @@
     </w:p>
     <w:p>
       <w:pPr>
-        <w:pStyle w:val="Prrafodelista"/>
+        <w:pStyle w:val="ListParagraph"/>
         <w:numPr>
           <w:ilvl w:val="0"/>
           <w:numId w:val="1"/>
@@ -2721,7 +3272,27 @@
           <w:bCs/>
           <w:lang w:val="es-ES"/>
         </w:rPr>
-        <w:t xml:space="preserve">Configurar los vecinos bgp </w:t>
+        <w:t xml:space="preserve">Configurar los vecinos </w:t>
+      </w:r>
+      <w:proofErr w:type="spellStart"/>
+      <w:r>
+        <w:rPr>
+          <w:rFonts w:ascii="Arial" w:hAnsi="Arial" w:cs="Arial"/>
+          <w:b/>
+          <w:bCs/>
+          <w:lang w:val="es-ES"/>
+        </w:rPr>
+        <w:t>bgp</w:t>
+      </w:r>
+      <w:proofErr w:type="spellEnd"/>
+      <w:r>
+        <w:rPr>
+          <w:rFonts w:ascii="Arial" w:hAnsi="Arial" w:cs="Arial"/>
+          <w:b/>
+          <w:bCs/>
+          <w:lang w:val="es-ES"/>
+        </w:rPr>
+        <w:t xml:space="preserve"> </w:t>
       </w:r>
     </w:p>
     <w:p>
@@ -2748,7 +3319,23 @@
           <w:rFonts w:ascii="Arial" w:hAnsi="Arial" w:cs="Arial"/>
           <w:lang w:val="es-ES"/>
         </w:rPr>
-        <w:t>A diferencia de OSPF y EIGRP, que descubren dinámicamente a los vecinos al activarse en las interfaces y enviar mensajes de multidifusión, en BGP debemos especificar manualmente cada vecino y luego se realiza una conexión TCP para formar el emparejamiento (peering).</w:t>
+        <w:t>A diferencia de OSPF y EIGRP, que descubren dinámicamente a los vecinos al activarse en las interfaces y enviar mensajes de multidifusión, en BGP debemos especificar manualmente cada vecino y luego se realiza una conexión TCP para formar el emparejamiento (</w:t>
+      </w:r>
+      <w:proofErr w:type="spellStart"/>
+      <w:r>
+        <w:rPr>
+          <w:rFonts w:ascii="Arial" w:hAnsi="Arial" w:cs="Arial"/>
+          <w:lang w:val="es-ES"/>
+        </w:rPr>
+        <w:t>peering</w:t>
+      </w:r>
+      <w:proofErr w:type="spellEnd"/>
+      <w:r>
+        <w:rPr>
+          <w:rFonts w:ascii="Arial" w:hAnsi="Arial" w:cs="Arial"/>
+          <w:lang w:val="es-ES"/>
+        </w:rPr>
+        <w:t>).</w:t>
       </w:r>
     </w:p>
     <w:p>
@@ -2769,17 +3356,19 @@
           <w:rFonts w:ascii="Arial" w:hAnsi="Arial" w:cs="Arial"/>
           <w:b/>
           <w:bCs/>
-        </w:rPr>
-      </w:pPr>
-      <w:r>
-        <w:rPr>
-          <w:rFonts w:ascii="Arial" w:hAnsi="Arial" w:cs="Arial"/>
-          <w:b/>
-          <w:bCs/>
           <w:lang w:val="en-US"/>
         </w:rPr>
+      </w:pPr>
+      <w:r>
+        <w:rPr>
+          <w:rFonts w:ascii="Arial" w:hAnsi="Arial" w:cs="Arial"/>
+          <w:b/>
+          <w:bCs/>
+          <w:lang w:val="en-US"/>
+        </w:rPr>
         <w:t xml:space="preserve">neighbor </w:t>
       </w:r>
+      <w:proofErr w:type="spellStart"/>
       <w:r>
         <w:rPr>
           <w:rFonts w:ascii="Arial" w:hAnsi="Arial" w:cs="Arial"/>
@@ -2789,17 +3378,9 @@
           <w:iCs/>
           <w:lang w:val="en-US"/>
         </w:rPr>
-        <w:t>ip-address</w:t>
-      </w:r>
-      <w:r>
-        <w:rPr>
-          <w:rFonts w:ascii="Arial" w:hAnsi="Arial" w:cs="Arial"/>
-          <w:b/>
-          <w:bCs/>
-          <w:lang w:val="en-US"/>
-        </w:rPr>
-        <w:t xml:space="preserve"> remote-as </w:t>
-      </w:r>
+        <w:t>ip</w:t>
+      </w:r>
+      <w:proofErr w:type="spellEnd"/>
       <w:r>
         <w:rPr>
           <w:rFonts w:ascii="Arial" w:hAnsi="Arial" w:cs="Arial"/>
@@ -2809,6 +3390,26 @@
           <w:iCs/>
           <w:lang w:val="en-US"/>
         </w:rPr>
+        <w:t>-address</w:t>
+      </w:r>
+      <w:r>
+        <w:rPr>
+          <w:rFonts w:ascii="Arial" w:hAnsi="Arial" w:cs="Arial"/>
+          <w:b/>
+          <w:bCs/>
+          <w:lang w:val="en-US"/>
+        </w:rPr>
+        <w:t xml:space="preserve"> remote-as </w:t>
+      </w:r>
+      <w:r>
+        <w:rPr>
+          <w:rFonts w:ascii="Arial" w:hAnsi="Arial" w:cs="Arial"/>
+          <w:b/>
+          <w:bCs/>
+          <w:i/>
+          <w:iCs/>
+          <w:lang w:val="en-US"/>
+        </w:rPr>
         <w:t>as-number</w:t>
       </w:r>
     </w:p>
@@ -2831,18 +3432,27 @@
           <w:b/>
           <w:bCs/>
           <w:color w:val="FF0000"/>
-          <w:lang w:val="en-US"/>
-        </w:rPr>
-      </w:pPr>
+        </w:rPr>
+      </w:pPr>
+      <w:proofErr w:type="spellStart"/>
       <w:r>
         <w:rPr>
           <w:rFonts w:ascii="Arial" w:hAnsi="Arial" w:cs="Arial"/>
           <w:b/>
           <w:bCs/>
           <w:color w:val="FF0000"/>
-          <w:lang w:val="en-US"/>
-        </w:rPr>
-        <w:t>neighbor 100.0.0.1 remote 65001</w:t>
+        </w:rPr>
+        <w:t>neighbor</w:t>
+      </w:r>
+      <w:proofErr w:type="spellEnd"/>
+      <w:r>
+        <w:rPr>
+          <w:rFonts w:ascii="Arial" w:hAnsi="Arial" w:cs="Arial"/>
+          <w:b/>
+          <w:bCs/>
+          <w:color w:val="FF0000"/>
+        </w:rPr>
+        <w:t xml:space="preserve"> 100.0.0.1 remote 65001</w:t>
       </w:r>
     </w:p>
     <w:p>
@@ -2993,7 +3603,7 @@
     </w:p>
     <w:p>
       <w:pPr>
-        <w:pStyle w:val="Prrafodelista"/>
+        <w:pStyle w:val="ListParagraph"/>
         <w:numPr>
           <w:ilvl w:val="0"/>
           <w:numId w:val="1"/>
@@ -3018,7 +3628,7 @@
     </w:p>
     <w:p>
       <w:pPr>
-        <w:pStyle w:val="Prrafodelista"/>
+        <w:pStyle w:val="ListParagraph"/>
         <w:spacing w:after="0" w:line="300" w:lineRule="exact"/>
         <w:ind w:left="360"/>
         <w:rPr>
@@ -3031,7 +3641,7 @@
     </w:p>
     <w:p>
       <w:pPr>
-        <w:pStyle w:val="Prrafodelista"/>
+        <w:pStyle w:val="ListParagraph"/>
         <w:numPr>
           <w:ilvl w:val="0"/>
           <w:numId w:val="4"/>
@@ -3059,7 +3669,7 @@
     </w:p>
     <w:p>
       <w:pPr>
-        <w:pStyle w:val="Prrafodelista"/>
+        <w:pStyle w:val="ListParagraph"/>
         <w:numPr>
           <w:ilvl w:val="0"/>
           <w:numId w:val="4"/>
@@ -3315,7 +3925,7 @@
     </w:p>
     <w:p>
       <w:pPr>
-        <w:pStyle w:val="Prrafodelista"/>
+        <w:pStyle w:val="ListParagraph"/>
         <w:numPr>
           <w:ilvl w:val="0"/>
           <w:numId w:val="4"/>
@@ -3346,8 +3956,17 @@
           <w:rFonts w:ascii="Arial" w:hAnsi="Arial" w:cs="Arial"/>
           <w:lang w:val="es-ES"/>
         </w:rPr>
-        <w:t>de las redes Loopbacks</w:t>
-      </w:r>
+        <w:t xml:space="preserve">de las redes </w:t>
+      </w:r>
+      <w:proofErr w:type="spellStart"/>
+      <w:r>
+        <w:rPr>
+          <w:rFonts w:ascii="Arial" w:hAnsi="Arial" w:cs="Arial"/>
+          <w:lang w:val="es-ES"/>
+        </w:rPr>
+        <w:t>Loopbacks</w:t>
+      </w:r>
+      <w:proofErr w:type="spellEnd"/>
       <w:r>
         <w:rPr>
           <w:rFonts w:ascii="Arial" w:hAnsi="Arial" w:cs="Arial"/>
@@ -3390,6 +4009,7 @@
         </w:rPr>
         <w:t xml:space="preserve"> las direcciones de </w:t>
       </w:r>
+      <w:proofErr w:type="spellStart"/>
       <w:r>
         <w:rPr>
           <w:rFonts w:ascii="Arial" w:hAnsi="Arial" w:cs="Arial"/>
@@ -3416,7 +4036,31 @@
           <w:rFonts w:ascii="Arial" w:hAnsi="Arial" w:cs="Arial"/>
           <w:lang w:val="es-ES"/>
         </w:rPr>
-        <w:t xml:space="preserve">back 1.1.1.1, 2.2.2.2 y 3.3.3.3 están en la tabla de ruteo del router </w:t>
+        <w:t>back</w:t>
+      </w:r>
+      <w:proofErr w:type="spellEnd"/>
+      <w:r>
+        <w:rPr>
+          <w:rFonts w:ascii="Arial" w:hAnsi="Arial" w:cs="Arial"/>
+          <w:lang w:val="es-ES"/>
+        </w:rPr>
+        <w:t xml:space="preserve"> 1.1.1.1, 2.2.2.2 y 3.3.3.3 están en la tabla de ruteo del </w:t>
+      </w:r>
+      <w:proofErr w:type="spellStart"/>
+      <w:r>
+        <w:rPr>
+          <w:rFonts w:ascii="Arial" w:hAnsi="Arial" w:cs="Arial"/>
+          <w:lang w:val="es-ES"/>
+        </w:rPr>
+        <w:t>router</w:t>
+      </w:r>
+      <w:proofErr w:type="spellEnd"/>
+      <w:r>
+        <w:rPr>
+          <w:rFonts w:ascii="Arial" w:hAnsi="Arial" w:cs="Arial"/>
+          <w:lang w:val="es-ES"/>
+        </w:rPr>
+        <w:t xml:space="preserve"> </w:t>
       </w:r>
       <w:r>
         <w:rPr>
@@ -3472,7 +4116,7 @@
         <w:ind w:left="357"/>
         <w:rPr>
           <w:rFonts w:ascii="Arial" w:hAnsi="Arial" w:cs="Arial"/>
-          <w:lang w:val="es-ES"/>
+          <w:lang w:val="en-US"/>
         </w:rPr>
       </w:pPr>
     </w:p>
@@ -3491,14 +4135,62 @@
           <w:rFonts w:ascii="Arial" w:hAnsi="Arial" w:cs="Arial"/>
           <w:lang w:val="es-ES"/>
         </w:rPr>
-        <w:t>Se configuran interfaces Loopback para simular redes que tengo que anunciar. Las interfaces Loopback no existen, se configuran a nivel software. No se pueden caer. Se utilizan para identificadores de los r</w:t>
-      </w:r>
-      <w:r>
-        <w:rPr>
-          <w:rFonts w:ascii="Arial" w:hAnsi="Arial" w:cs="Arial"/>
-          <w:lang w:val="es-ES"/>
-        </w:rPr>
-        <w:t>uteadores (router ID)</w:t>
+        <w:t xml:space="preserve">Se configuran interfaces </w:t>
+      </w:r>
+      <w:proofErr w:type="spellStart"/>
+      <w:r>
+        <w:rPr>
+          <w:rFonts w:ascii="Arial" w:hAnsi="Arial" w:cs="Arial"/>
+          <w:lang w:val="es-ES"/>
+        </w:rPr>
+        <w:t>Loopback</w:t>
+      </w:r>
+      <w:proofErr w:type="spellEnd"/>
+      <w:r>
+        <w:rPr>
+          <w:rFonts w:ascii="Arial" w:hAnsi="Arial" w:cs="Arial"/>
+          <w:lang w:val="es-ES"/>
+        </w:rPr>
+        <w:t xml:space="preserve"> para simular redes que tengo que anunciar. Las interfaces </w:t>
+      </w:r>
+      <w:proofErr w:type="spellStart"/>
+      <w:r>
+        <w:rPr>
+          <w:rFonts w:ascii="Arial" w:hAnsi="Arial" w:cs="Arial"/>
+          <w:lang w:val="es-ES"/>
+        </w:rPr>
+        <w:t>Loopback</w:t>
+      </w:r>
+      <w:proofErr w:type="spellEnd"/>
+      <w:r>
+        <w:rPr>
+          <w:rFonts w:ascii="Arial" w:hAnsi="Arial" w:cs="Arial"/>
+          <w:lang w:val="es-ES"/>
+        </w:rPr>
+        <w:t xml:space="preserve"> no existen, se configuran a nivel software. No se pueden caer. Se utilizan para identificadores de los r</w:t>
+      </w:r>
+      <w:r>
+        <w:rPr>
+          <w:rFonts w:ascii="Arial" w:hAnsi="Arial" w:cs="Arial"/>
+          <w:lang w:val="es-ES"/>
+        </w:rPr>
+        <w:t>uteadores (</w:t>
+      </w:r>
+      <w:proofErr w:type="spellStart"/>
+      <w:r>
+        <w:rPr>
+          <w:rFonts w:ascii="Arial" w:hAnsi="Arial" w:cs="Arial"/>
+          <w:lang w:val="es-ES"/>
+        </w:rPr>
+        <w:t>router</w:t>
+      </w:r>
+      <w:proofErr w:type="spellEnd"/>
+      <w:r>
+        <w:rPr>
+          <w:rFonts w:ascii="Arial" w:hAnsi="Arial" w:cs="Arial"/>
+          <w:lang w:val="es-ES"/>
+        </w:rPr>
+        <w:t xml:space="preserve"> ID)</w:t>
       </w:r>
       <w:r>
         <w:rPr>
@@ -3541,7 +4233,7 @@
           <w:b/>
           <w:bCs/>
           <w:color w:val="FF0000"/>
-          <w:lang w:val="es-ES"/>
+          <w:lang w:val="en-US"/>
         </w:rPr>
       </w:pPr>
       <w:r>
@@ -3550,7 +4242,7 @@
           <w:b/>
           <w:bCs/>
           <w:color w:val="FF0000"/>
-          <w:lang w:val="es-ES"/>
+          <w:lang w:val="en-US"/>
         </w:rPr>
         <w:t>network 1.1.1.</w:t>
       </w:r>
@@ -3560,7 +4252,7 @@
           <w:b/>
           <w:bCs/>
           <w:color w:val="FF0000"/>
-          <w:lang w:val="es-ES"/>
+          <w:lang w:val="en-US"/>
         </w:rPr>
         <w:t>1</w:t>
       </w:r>
@@ -3570,7 +4262,7 @@
           <w:b/>
           <w:bCs/>
           <w:color w:val="FF0000"/>
-          <w:lang w:val="es-ES"/>
+          <w:lang w:val="en-US"/>
         </w:rPr>
         <w:t xml:space="preserve"> mask 255.255.255.255</w:t>
       </w:r>
@@ -3584,7 +4276,7 @@
           <w:b/>
           <w:bCs/>
           <w:color w:val="FF0000"/>
-          <w:lang w:val="es-ES"/>
+          <w:lang w:val="en-US"/>
         </w:rPr>
       </w:pPr>
       <w:r>
@@ -3593,7 +4285,7 @@
           <w:b/>
           <w:bCs/>
           <w:color w:val="FF0000"/>
-          <w:lang w:val="es-ES"/>
+          <w:lang w:val="en-US"/>
         </w:rPr>
         <w:t>network 2.2.2.</w:t>
       </w:r>
@@ -3603,7 +4295,7 @@
           <w:b/>
           <w:bCs/>
           <w:color w:val="FF0000"/>
-          <w:lang w:val="es-ES"/>
+          <w:lang w:val="en-US"/>
         </w:rPr>
         <w:t>2</w:t>
       </w:r>
@@ -3613,7 +4305,7 @@
           <w:b/>
           <w:bCs/>
           <w:color w:val="FF0000"/>
-          <w:lang w:val="es-ES"/>
+          <w:lang w:val="en-US"/>
         </w:rPr>
         <w:t xml:space="preserve"> mask 255.255.255.255</w:t>
       </w:r>
@@ -3627,7 +4319,7 @@
           <w:b/>
           <w:bCs/>
           <w:color w:val="FF0000"/>
-          <w:lang w:val="es-ES"/>
+          <w:lang w:val="en-US"/>
         </w:rPr>
       </w:pPr>
       <w:r>
@@ -3636,7 +4328,7 @@
           <w:b/>
           <w:bCs/>
           <w:color w:val="FF0000"/>
-          <w:lang w:val="es-ES"/>
+          <w:lang w:val="en-US"/>
         </w:rPr>
         <w:t>network 3.3.3.</w:t>
       </w:r>
@@ -3646,7 +4338,7 @@
           <w:b/>
           <w:bCs/>
           <w:color w:val="FF0000"/>
-          <w:lang w:val="es-ES"/>
+          <w:lang w:val="en-US"/>
         </w:rPr>
         <w:t>3</w:t>
       </w:r>
@@ -3656,7 +4348,7 @@
           <w:b/>
           <w:bCs/>
           <w:color w:val="FF0000"/>
-          <w:lang w:val="es-ES"/>
+          <w:lang w:val="en-US"/>
         </w:rPr>
         <w:t xml:space="preserve"> mask 255.255.255.255</w:t>
       </w:r>
@@ -3667,7 +4359,7 @@
         <w:ind w:left="357"/>
         <w:rPr>
           <w:rFonts w:ascii="Arial" w:hAnsi="Arial" w:cs="Arial"/>
-          <w:lang w:val="es-ES"/>
+          <w:lang w:val="en-US"/>
         </w:rPr>
       </w:pPr>
     </w:p>
@@ -3682,14 +4374,45 @@
           <w:lang w:val="es-ES"/>
         </w:rPr>
       </w:pPr>
-      <w:r>
-        <w:rPr>
-          <w:rFonts w:ascii="Arial" w:hAnsi="Arial" w:cs="Arial"/>
-          <w:b/>
-          <w:bCs/>
-          <w:lang w:val="es-ES"/>
-        </w:rPr>
-        <w:t>network 1.1.1.1 mask 255.255.255.0</w:t>
+      <w:proofErr w:type="spellStart"/>
+      <w:r>
+        <w:rPr>
+          <w:rFonts w:ascii="Arial" w:hAnsi="Arial" w:cs="Arial"/>
+          <w:b/>
+          <w:bCs/>
+          <w:lang w:val="es-ES"/>
+        </w:rPr>
+        <w:t>network</w:t>
+      </w:r>
+      <w:proofErr w:type="spellEnd"/>
+      <w:r>
+        <w:rPr>
+          <w:rFonts w:ascii="Arial" w:hAnsi="Arial" w:cs="Arial"/>
+          <w:b/>
+          <w:bCs/>
+          <w:lang w:val="es-ES"/>
+        </w:rPr>
+        <w:t xml:space="preserve"> 1.1.1.1 </w:t>
+      </w:r>
+      <w:proofErr w:type="spellStart"/>
+      <w:r>
+        <w:rPr>
+          <w:rFonts w:ascii="Arial" w:hAnsi="Arial" w:cs="Arial"/>
+          <w:b/>
+          <w:bCs/>
+          <w:lang w:val="es-ES"/>
+        </w:rPr>
+        <w:t>mask</w:t>
+      </w:r>
+      <w:proofErr w:type="spellEnd"/>
+      <w:r>
+        <w:rPr>
+          <w:rFonts w:ascii="Arial" w:hAnsi="Arial" w:cs="Arial"/>
+          <w:b/>
+          <w:bCs/>
+          <w:lang w:val="es-ES"/>
+        </w:rPr>
+        <w:t xml:space="preserve"> 255.255.255.0</w:t>
       </w:r>
     </w:p>
     <w:p>
@@ -3802,7 +4525,7 @@
     </w:p>
     <w:p>
       <w:pPr>
-        <w:pStyle w:val="Prrafodelista"/>
+        <w:pStyle w:val="ListParagraph"/>
         <w:numPr>
           <w:ilvl w:val="0"/>
           <w:numId w:val="4"/>
@@ -3825,7 +4548,23 @@
           <w:rFonts w:ascii="Arial" w:hAnsi="Arial" w:cs="Arial"/>
           <w:lang w:val="es-ES"/>
         </w:rPr>
-        <w:t>publica la red sumarizada de las siguientes redes:</w:t>
+        <w:t xml:space="preserve">publica la red </w:t>
+      </w:r>
+      <w:proofErr w:type="spellStart"/>
+      <w:r>
+        <w:rPr>
+          <w:rFonts w:ascii="Arial" w:hAnsi="Arial" w:cs="Arial"/>
+          <w:lang w:val="es-ES"/>
+        </w:rPr>
+        <w:t>sumarizada</w:t>
+      </w:r>
+      <w:proofErr w:type="spellEnd"/>
+      <w:r>
+        <w:rPr>
+          <w:rFonts w:ascii="Arial" w:hAnsi="Arial" w:cs="Arial"/>
+          <w:lang w:val="es-ES"/>
+        </w:rPr>
+        <w:t xml:space="preserve"> de las siguientes redes:</w:t>
       </w:r>
     </w:p>
     <w:p>
@@ -4122,6 +4861,7 @@
           <w:lang w:val="es-ES"/>
         </w:rPr>
       </w:pPr>
+      <w:proofErr w:type="spellStart"/>
       <w:r>
         <w:rPr>
           <w:rFonts w:ascii="Arial" w:hAnsi="Arial" w:cs="Arial"/>
@@ -4130,8 +4870,9 @@
           <w:color w:val="FF0000"/>
           <w:lang w:val="es-ES"/>
         </w:rPr>
-        <w:t xml:space="preserve">network </w:t>
-      </w:r>
+        <w:t>network</w:t>
+      </w:r>
+      <w:proofErr w:type="spellEnd"/>
       <w:r>
         <w:rPr>
           <w:rFonts w:ascii="Arial" w:hAnsi="Arial" w:cs="Arial"/>
@@ -4140,6 +4881,16 @@
           <w:color w:val="FF0000"/>
           <w:lang w:val="es-ES"/>
         </w:rPr>
+        <w:t xml:space="preserve"> </w:t>
+      </w:r>
+      <w:r>
+        <w:rPr>
+          <w:rFonts w:ascii="Arial" w:hAnsi="Arial" w:cs="Arial"/>
+          <w:b/>
+          <w:bCs/>
+          <w:color w:val="FF0000"/>
+          <w:lang w:val="es-ES"/>
+        </w:rPr>
         <w:t>10.0.0.0</w:t>
       </w:r>
       <w:r>
@@ -4150,8 +4901,9 @@
           <w:color w:val="FF0000"/>
           <w:lang w:val="es-ES"/>
         </w:rPr>
-        <w:t xml:space="preserve"> mask 255.255.2</w:t>
-      </w:r>
+        <w:t xml:space="preserve"> </w:t>
+      </w:r>
+      <w:proofErr w:type="spellStart"/>
       <w:r>
         <w:rPr>
           <w:rFonts w:ascii="Arial" w:hAnsi="Arial" w:cs="Arial"/>
@@ -4160,6 +4912,27 @@
           <w:color w:val="FF0000"/>
           <w:lang w:val="es-ES"/>
         </w:rPr>
+        <w:t>mask</w:t>
+      </w:r>
+      <w:proofErr w:type="spellEnd"/>
+      <w:r>
+        <w:rPr>
+          <w:rFonts w:ascii="Arial" w:hAnsi="Arial" w:cs="Arial"/>
+          <w:b/>
+          <w:bCs/>
+          <w:color w:val="FF0000"/>
+          <w:lang w:val="es-ES"/>
+        </w:rPr>
+        <w:t xml:space="preserve"> 255.255.2</w:t>
+      </w:r>
+      <w:r>
+        <w:rPr>
+          <w:rFonts w:ascii="Arial" w:hAnsi="Arial" w:cs="Arial"/>
+          <w:b/>
+          <w:bCs/>
+          <w:color w:val="FF0000"/>
+          <w:lang w:val="es-ES"/>
+        </w:rPr>
         <w:t>24</w:t>
       </w:r>
       <w:r>
@@ -4195,7 +4968,7 @@
     </w:p>
     <w:p>
       <w:pPr>
-        <w:pStyle w:val="Prrafodelista"/>
+        <w:pStyle w:val="ListParagraph"/>
         <w:numPr>
           <w:ilvl w:val="0"/>
           <w:numId w:val="3"/>
@@ -4767,7 +5540,7 @@
     </w:p>
     <w:p>
       <w:pPr>
-        <w:pStyle w:val="Prrafodelista"/>
+        <w:pStyle w:val="ListParagraph"/>
         <w:numPr>
           <w:ilvl w:val="0"/>
           <w:numId w:val="1"/>
@@ -4796,8 +5569,19 @@
           <w:bCs/>
           <w:lang w:val="es-ES"/>
         </w:rPr>
-        <w:t>las redes sin sumarizar</w:t>
-      </w:r>
+        <w:t xml:space="preserve">las redes sin </w:t>
+      </w:r>
+      <w:proofErr w:type="spellStart"/>
+      <w:r>
+        <w:rPr>
+          <w:rFonts w:ascii="Arial" w:hAnsi="Arial" w:cs="Arial"/>
+          <w:b/>
+          <w:bCs/>
+          <w:lang w:val="es-ES"/>
+        </w:rPr>
+        <w:t>sumarizar</w:t>
+      </w:r>
+      <w:proofErr w:type="spellEnd"/>
       <w:r>
         <w:rPr>
           <w:rFonts w:ascii="Arial" w:hAnsi="Arial" w:cs="Arial"/>
@@ -4855,7 +5639,23 @@
           <w:rFonts w:ascii="Arial" w:hAnsi="Arial" w:cs="Arial"/>
           <w:lang w:val="es-ES"/>
         </w:rPr>
-        <w:t>publica las redes en BGP sin sumarizar.</w:t>
+        <w:t xml:space="preserve">publica las redes en BGP sin </w:t>
+      </w:r>
+      <w:proofErr w:type="spellStart"/>
+      <w:r>
+        <w:rPr>
+          <w:rFonts w:ascii="Arial" w:hAnsi="Arial" w:cs="Arial"/>
+          <w:lang w:val="es-ES"/>
+        </w:rPr>
+        <w:t>sumarizar</w:t>
+      </w:r>
+      <w:proofErr w:type="spellEnd"/>
+      <w:r>
+        <w:rPr>
+          <w:rFonts w:ascii="Arial" w:hAnsi="Arial" w:cs="Arial"/>
+          <w:lang w:val="es-ES"/>
+        </w:rPr>
+        <w:t>.</w:t>
       </w:r>
     </w:p>
     <w:p>
@@ -4880,7 +5680,7 @@
           <w:b/>
           <w:bCs/>
           <w:color w:val="FF0000"/>
-          <w:lang w:val="es-ES"/>
+          <w:lang w:val="en-US"/>
         </w:rPr>
       </w:pPr>
       <w:r>
@@ -4889,9 +5689,31 @@
           <w:b/>
           <w:bCs/>
           <w:color w:val="FF0000"/>
-          <w:lang w:val="es-ES"/>
-        </w:rPr>
-        <w:t>router bgp 65000</w:t>
+          <w:lang w:val="en-US"/>
+        </w:rPr>
+        <w:t xml:space="preserve">router </w:t>
+      </w:r>
+      <w:proofErr w:type="spellStart"/>
+      <w:r>
+        <w:rPr>
+          <w:rFonts w:ascii="Arial" w:hAnsi="Arial" w:cs="Arial"/>
+          <w:b/>
+          <w:bCs/>
+          <w:color w:val="FF0000"/>
+          <w:lang w:val="en-US"/>
+        </w:rPr>
+        <w:t>bgp</w:t>
+      </w:r>
+      <w:proofErr w:type="spellEnd"/>
+      <w:r>
+        <w:rPr>
+          <w:rFonts w:ascii="Arial" w:hAnsi="Arial" w:cs="Arial"/>
+          <w:b/>
+          <w:bCs/>
+          <w:color w:val="FF0000"/>
+          <w:lang w:val="en-US"/>
+        </w:rPr>
+        <w:t xml:space="preserve"> 65000</w:t>
       </w:r>
     </w:p>
     <w:p>
@@ -4903,7 +5725,7 @@
           <w:b/>
           <w:bCs/>
           <w:color w:val="FF0000"/>
-          <w:lang w:val="es-ES"/>
+          <w:lang w:val="en-US"/>
         </w:rPr>
       </w:pPr>
       <w:r>
@@ -4912,9 +5734,9 @@
           <w:b/>
           <w:bCs/>
           <w:color w:val="FF0000"/>
-          <w:lang w:val="es-ES"/>
-        </w:rPr>
-        <w:t>network 1</w:t>
+          <w:lang w:val="en-US"/>
+        </w:rPr>
+        <w:t xml:space="preserve">network 10.0.12.0 mask </w:t>
       </w:r>
       <w:r>
         <w:rPr>
@@ -4922,6 +5744,74 @@
           <w:b/>
           <w:bCs/>
           <w:color w:val="FF0000"/>
+          <w:lang w:val="en-US"/>
+        </w:rPr>
+        <w:t>255.255.255.252</w:t>
+      </w:r>
+    </w:p>
+    <w:p>
+      <w:pPr>
+        <w:spacing w:after="0" w:line="300" w:lineRule="exact"/>
+        <w:ind w:left="708"/>
+        <w:rPr>
+          <w:rFonts w:ascii="Arial" w:hAnsi="Arial" w:cs="Arial"/>
+          <w:b/>
+          <w:bCs/>
+          <w:color w:val="FF0000"/>
+          <w:lang w:val="en-US"/>
+        </w:rPr>
+      </w:pPr>
+      <w:r>
+        <w:rPr>
+          <w:rFonts w:ascii="Arial" w:hAnsi="Arial" w:cs="Arial"/>
+          <w:b/>
+          <w:bCs/>
+          <w:color w:val="FF0000"/>
+          <w:lang w:val="en-US"/>
+        </w:rPr>
+        <w:t>network 10.0.13.0 mask 255.255.255.252</w:t>
+      </w:r>
+    </w:p>
+    <w:p>
+      <w:pPr>
+        <w:spacing w:after="0" w:line="300" w:lineRule="exact"/>
+        <w:ind w:left="708"/>
+        <w:rPr>
+          <w:rFonts w:ascii="Arial" w:hAnsi="Arial" w:cs="Arial"/>
+          <w:b/>
+          <w:bCs/>
+          <w:color w:val="FF0000"/>
+          <w:lang w:val="es-ES"/>
+        </w:rPr>
+      </w:pPr>
+      <w:proofErr w:type="spellStart"/>
+      <w:r>
+        <w:rPr>
+          <w:rFonts w:ascii="Arial" w:hAnsi="Arial" w:cs="Arial"/>
+          <w:b/>
+          <w:bCs/>
+          <w:color w:val="FF0000"/>
+          <w:lang w:val="es-ES"/>
+        </w:rPr>
+        <w:t>network</w:t>
+      </w:r>
+      <w:proofErr w:type="spellEnd"/>
+      <w:r>
+        <w:rPr>
+          <w:rFonts w:ascii="Arial" w:hAnsi="Arial" w:cs="Arial"/>
+          <w:b/>
+          <w:bCs/>
+          <w:color w:val="FF0000"/>
+          <w:lang w:val="es-ES"/>
+        </w:rPr>
+        <w:t xml:space="preserve"> 1</w:t>
+      </w:r>
+      <w:r>
+        <w:rPr>
+          <w:rFonts w:ascii="Arial" w:hAnsi="Arial" w:cs="Arial"/>
+          <w:b/>
+          <w:bCs/>
+          <w:color w:val="FF0000"/>
           <w:lang w:val="es-ES"/>
         </w:rPr>
         <w:t>0</w:t>
@@ -4964,7 +5854,7 @@
           <w:color w:val="FF0000"/>
           <w:lang w:val="es-ES"/>
         </w:rPr>
-        <w:t>12</w:t>
+        <w:t>23</w:t>
       </w:r>
       <w:r>
         <w:rPr>
@@ -4994,8 +5884,9 @@
           <w:color w:val="FF0000"/>
           <w:lang w:val="es-ES"/>
         </w:rPr>
-        <w:t xml:space="preserve"> mask </w:t>
-      </w:r>
+        <w:t xml:space="preserve"> </w:t>
+      </w:r>
+      <w:proofErr w:type="spellStart"/>
       <w:r>
         <w:rPr>
           <w:rFonts w:ascii="Arial" w:hAnsi="Arial" w:cs="Arial"/>
@@ -5004,13 +5895,34 @@
           <w:color w:val="FF0000"/>
           <w:lang w:val="es-ES"/>
         </w:rPr>
+        <w:t>mask</w:t>
+      </w:r>
+      <w:proofErr w:type="spellEnd"/>
+      <w:r>
+        <w:rPr>
+          <w:rFonts w:ascii="Arial" w:hAnsi="Arial" w:cs="Arial"/>
+          <w:b/>
+          <w:bCs/>
+          <w:color w:val="FF0000"/>
+          <w:lang w:val="es-ES"/>
+        </w:rPr>
+        <w:t xml:space="preserve"> </w:t>
+      </w:r>
+      <w:r>
+        <w:rPr>
+          <w:rFonts w:ascii="Arial" w:hAnsi="Arial" w:cs="Arial"/>
+          <w:b/>
+          <w:bCs/>
+          <w:color w:val="FF0000"/>
+          <w:lang w:val="es-ES"/>
+        </w:rPr>
         <w:t>255.255.255.252</w:t>
       </w:r>
     </w:p>
     <w:p>
       <w:pPr>
         <w:spacing w:after="0" w:line="300" w:lineRule="exact"/>
-        <w:ind w:left="708"/>
+        <w:ind w:left="360" w:firstLine="348"/>
         <w:rPr>
           <w:rFonts w:ascii="Arial" w:hAnsi="Arial" w:cs="Arial"/>
           <w:b/>
@@ -5019,236 +5931,10 @@
           <w:lang w:val="es-ES"/>
         </w:rPr>
       </w:pPr>
-      <w:r>
-        <w:rPr>
-          <w:rFonts w:ascii="Arial" w:hAnsi="Arial" w:cs="Arial"/>
-          <w:b/>
-          <w:bCs/>
-          <w:color w:val="FF0000"/>
-          <w:lang w:val="es-ES"/>
-        </w:rPr>
-        <w:t>network 1</w:t>
-      </w:r>
-      <w:r>
-        <w:rPr>
-          <w:rFonts w:ascii="Arial" w:hAnsi="Arial" w:cs="Arial"/>
-          <w:b/>
-          <w:bCs/>
-          <w:color w:val="FF0000"/>
-          <w:lang w:val="es-ES"/>
-        </w:rPr>
-        <w:t>0</w:t>
-      </w:r>
-      <w:r>
-        <w:rPr>
-          <w:rFonts w:ascii="Arial" w:hAnsi="Arial" w:cs="Arial"/>
-          <w:b/>
-          <w:bCs/>
-          <w:color w:val="FF0000"/>
-          <w:lang w:val="es-ES"/>
-        </w:rPr>
-        <w:t>.</w:t>
-      </w:r>
-      <w:r>
-        <w:rPr>
-          <w:rFonts w:ascii="Arial" w:hAnsi="Arial" w:cs="Arial"/>
-          <w:b/>
-          <w:bCs/>
-          <w:color w:val="FF0000"/>
-          <w:lang w:val="es-ES"/>
-        </w:rPr>
-        <w:t>0</w:t>
-      </w:r>
-      <w:r>
-        <w:rPr>
-          <w:rFonts w:ascii="Arial" w:hAnsi="Arial" w:cs="Arial"/>
-          <w:b/>
-          <w:bCs/>
-          <w:color w:val="FF0000"/>
-          <w:lang w:val="es-ES"/>
-        </w:rPr>
-        <w:t>.</w:t>
-      </w:r>
-      <w:r>
-        <w:rPr>
-          <w:rFonts w:ascii="Arial" w:hAnsi="Arial" w:cs="Arial"/>
-          <w:b/>
-          <w:bCs/>
-          <w:color w:val="FF0000"/>
-          <w:lang w:val="es-ES"/>
-        </w:rPr>
-        <w:t>13</w:t>
-      </w:r>
-      <w:r>
-        <w:rPr>
-          <w:rFonts w:ascii="Arial" w:hAnsi="Arial" w:cs="Arial"/>
-          <w:b/>
-          <w:bCs/>
-          <w:color w:val="FF0000"/>
-          <w:lang w:val="es-ES"/>
-        </w:rPr>
-        <w:t>.</w:t>
-      </w:r>
-      <w:r>
-        <w:rPr>
-          <w:rFonts w:ascii="Arial" w:hAnsi="Arial" w:cs="Arial"/>
-          <w:b/>
-          <w:bCs/>
-          <w:color w:val="FF0000"/>
-          <w:lang w:val="es-ES"/>
-        </w:rPr>
-        <w:t>0</w:t>
-      </w:r>
-      <w:r>
-        <w:rPr>
-          <w:rFonts w:ascii="Arial" w:hAnsi="Arial" w:cs="Arial"/>
-          <w:b/>
-          <w:bCs/>
-          <w:color w:val="FF0000"/>
-          <w:lang w:val="es-ES"/>
-        </w:rPr>
-        <w:t xml:space="preserve"> mask </w:t>
-      </w:r>
-      <w:r>
-        <w:rPr>
-          <w:rFonts w:ascii="Arial" w:hAnsi="Arial" w:cs="Arial"/>
-          <w:b/>
-          <w:bCs/>
-          <w:color w:val="FF0000"/>
-          <w:lang w:val="es-ES"/>
-        </w:rPr>
-        <w:t>255.255.255.252</w:t>
-      </w:r>
-    </w:p>
-    <w:p>
-      <w:pPr>
-        <w:spacing w:after="0" w:line="300" w:lineRule="exact"/>
-        <w:ind w:left="708"/>
-        <w:rPr>
-          <w:rFonts w:ascii="Arial" w:hAnsi="Arial" w:cs="Arial"/>
-          <w:b/>
-          <w:bCs/>
-          <w:color w:val="FF0000"/>
-          <w:lang w:val="es-ES"/>
-        </w:rPr>
-      </w:pPr>
-      <w:r>
-        <w:rPr>
-          <w:rFonts w:ascii="Arial" w:hAnsi="Arial" w:cs="Arial"/>
-          <w:b/>
-          <w:bCs/>
-          <w:color w:val="FF0000"/>
-          <w:lang w:val="es-ES"/>
-        </w:rPr>
-        <w:t>network 1</w:t>
-      </w:r>
-      <w:r>
-        <w:rPr>
-          <w:rFonts w:ascii="Arial" w:hAnsi="Arial" w:cs="Arial"/>
-          <w:b/>
-          <w:bCs/>
-          <w:color w:val="FF0000"/>
-          <w:lang w:val="es-ES"/>
-        </w:rPr>
-        <w:t>0</w:t>
-      </w:r>
-      <w:r>
-        <w:rPr>
-          <w:rFonts w:ascii="Arial" w:hAnsi="Arial" w:cs="Arial"/>
-          <w:b/>
-          <w:bCs/>
-          <w:color w:val="FF0000"/>
-          <w:lang w:val="es-ES"/>
-        </w:rPr>
-        <w:t>.</w:t>
-      </w:r>
-      <w:r>
-        <w:rPr>
-          <w:rFonts w:ascii="Arial" w:hAnsi="Arial" w:cs="Arial"/>
-          <w:b/>
-          <w:bCs/>
-          <w:color w:val="FF0000"/>
-          <w:lang w:val="es-ES"/>
-        </w:rPr>
-        <w:t>0</w:t>
-      </w:r>
-      <w:r>
-        <w:rPr>
-          <w:rFonts w:ascii="Arial" w:hAnsi="Arial" w:cs="Arial"/>
-          <w:b/>
-          <w:bCs/>
-          <w:color w:val="FF0000"/>
-          <w:lang w:val="es-ES"/>
-        </w:rPr>
-        <w:t>.</w:t>
-      </w:r>
-      <w:r>
-        <w:rPr>
-          <w:rFonts w:ascii="Arial" w:hAnsi="Arial" w:cs="Arial"/>
-          <w:b/>
-          <w:bCs/>
-          <w:color w:val="FF0000"/>
-          <w:lang w:val="es-ES"/>
-        </w:rPr>
-        <w:t>23</w:t>
-      </w:r>
-      <w:r>
-        <w:rPr>
-          <w:rFonts w:ascii="Arial" w:hAnsi="Arial" w:cs="Arial"/>
-          <w:b/>
-          <w:bCs/>
-          <w:color w:val="FF0000"/>
-          <w:lang w:val="es-ES"/>
-        </w:rPr>
-        <w:t>.</w:t>
-      </w:r>
-      <w:r>
-        <w:rPr>
-          <w:rFonts w:ascii="Arial" w:hAnsi="Arial" w:cs="Arial"/>
-          <w:b/>
-          <w:bCs/>
-          <w:color w:val="FF0000"/>
-          <w:lang w:val="es-ES"/>
-        </w:rPr>
-        <w:t>0</w:t>
-      </w:r>
-      <w:r>
-        <w:rPr>
-          <w:rFonts w:ascii="Arial" w:hAnsi="Arial" w:cs="Arial"/>
-          <w:b/>
-          <w:bCs/>
-          <w:color w:val="FF0000"/>
-          <w:lang w:val="es-ES"/>
-        </w:rPr>
-        <w:t xml:space="preserve"> mask </w:t>
-      </w:r>
-      <w:r>
-        <w:rPr>
-          <w:rFonts w:ascii="Arial" w:hAnsi="Arial" w:cs="Arial"/>
-          <w:b/>
-          <w:bCs/>
-          <w:color w:val="FF0000"/>
-          <w:lang w:val="es-ES"/>
-        </w:rPr>
-        <w:t>255.255.255.252</w:t>
-      </w:r>
-    </w:p>
-    <w:p>
-      <w:pPr>
-        <w:spacing w:after="0" w:line="300" w:lineRule="exact"/>
-        <w:ind w:left="360" w:firstLine="348"/>
-        <w:rPr>
-          <w:rFonts w:ascii="Arial" w:hAnsi="Arial" w:cs="Arial"/>
-          <w:b/>
-          <w:bCs/>
-          <w:color w:val="FF0000"/>
-          <w:lang w:val="es-ES"/>
-        </w:rPr>
-      </w:pPr>
-    </w:p>
-    <w:p>
-      <w:pPr>
-        <w:pStyle w:val="Prrafodelista"/>
+    </w:p>
+    <w:p>
+      <w:pPr>
+        <w:pStyle w:val="ListParagraph"/>
         <w:numPr>
           <w:ilvl w:val="0"/>
           <w:numId w:val="3"/>
@@ -5654,7 +6340,7 @@
 </file>
 
 <file path=word/numbering.xml><?xml version="1.0" encoding="utf-8"?>
-<w:numbering xmlns:wpc="http://schemas.microsoft.com/office/word/2010/wordprocessingCanvas" xmlns:cx="http://schemas.microsoft.com/office/drawing/2014/chartex" xmlns:cx1="http://schemas.microsoft.com/office/drawing/2015/9/8/chartex" xmlns:cx2="http://schemas.microsoft.com/office/drawing/2015/10/21/chartex" xmlns:cx3="http://schemas.microsoft.com/office/drawing/2016/5/9/chartex" xmlns:cx4="http://schemas.microsoft.com/office/drawing/2016/5/10/chartex" xmlns:cx5="http://schemas.microsoft.com/office/drawing/2016/5/11/chartex" xmlns:cx6="http://schemas.microsoft.com/office/drawing/2016/5/12/chartex" xmlns:cx7="http://schemas.microsoft.com/office/drawing/2016/5/13/chartex" xmlns:cx8="http://schemas.microsoft.com/office/drawing/2016/5/14/chartex" xmlns:mc="http://schemas.openxmlformats.org/markup-compatibility/2006" xmlns:aink="http://schemas.microsoft.com/office/drawing/2016/ink" xmlns:am3d="http://schemas.microsoft.com/office/drawing/2017/model3d" xmlns:o="urn:schemas-microsoft-com:office:office" xmlns:oel="http://schemas.microsoft.com/office/2019/extlst" xmlns:r="http://schemas.openxmlformats.org/officeDocument/2006/relationships" xmlns:m="http://schemas.openxmlformats.org/officeDocument/2006/math" xmlns:v="urn:schemas-microsoft-com:vml" xmlns:wp14="http://schemas.microsoft.com/office/word/2010/wordprocessingDrawing" xmlns:wp="http://schemas.openxmlformats.org/drawingml/2006/wordprocessingDrawing" xmlns:w10="urn:schemas-microsoft-com:office:word" xmlns:w="http://schemas.openxmlformats.org/wordprocessingml/2006/main" xmlns:w14="http://schemas.microsoft.com/office/word/2010/wordml" xmlns:w15="http://schemas.microsoft.com/office/word/2012/wordml" xmlns:w16cex="http://schemas.microsoft.com/office/word/2018/wordml/cex" xmlns:w16cid="http://schemas.microsoft.com/office/word/2016/wordml/cid" xmlns:w16="http://schemas.microsoft.com/office/word/2018/wordml" xmlns:w16sdtdh="http://schemas.microsoft.com/office/word/2020/wordml/sdtdatahash" xmlns:w16se="http://schemas.microsoft.com/office/word/2015/wordml/symex" xmlns:wpg="http://schemas.microsoft.com/office/word/2010/wordprocessingGroup" xmlns:wpi="http://schemas.microsoft.com/office/word/2010/wordprocessingInk" xmlns:wne="http://schemas.microsoft.com/office/word/2006/wordml" xmlns:wps="http://schemas.microsoft.com/office/word/2010/wordprocessingShape" mc:Ignorable="w14 w15 w16se w16cid w16 w16cex w16sdtdh wp14">
+<w:numbering xmlns:wpc="http://schemas.microsoft.com/office/word/2010/wordprocessingCanvas" xmlns:cx="http://schemas.microsoft.com/office/drawing/2014/chartex" xmlns:cx1="http://schemas.microsoft.com/office/drawing/2015/9/8/chartex" xmlns:cx2="http://schemas.microsoft.com/office/drawing/2015/10/21/chartex" xmlns:cx3="http://schemas.microsoft.com/office/drawing/2016/5/9/chartex" xmlns:cx4="http://schemas.microsoft.com/office/drawing/2016/5/10/chartex" xmlns:cx5="http://schemas.microsoft.com/office/drawing/2016/5/11/chartex" xmlns:cx6="http://schemas.microsoft.com/office/drawing/2016/5/12/chartex" xmlns:cx7="http://schemas.microsoft.com/office/drawing/2016/5/13/chartex" xmlns:cx8="http://schemas.microsoft.com/office/drawing/2016/5/14/chartex" xmlns:mc="http://schemas.openxmlformats.org/markup-compatibility/2006" xmlns:aink="http://schemas.microsoft.com/office/drawing/2016/ink" xmlns:am3d="http://schemas.microsoft.com/office/drawing/2017/model3d" xmlns:o="urn:schemas-microsoft-com:office:office" xmlns:oel="http://schemas.microsoft.com/office/2019/extlst" xmlns:r="http://schemas.openxmlformats.org/officeDocument/2006/relationships" xmlns:m="http://schemas.openxmlformats.org/officeDocument/2006/math" xmlns:v="urn:schemas-microsoft-com:vml" xmlns:wp14="http://schemas.microsoft.com/office/word/2010/wordprocessingDrawing" xmlns:wp="http://schemas.openxmlformats.org/drawingml/2006/wordprocessingDrawing" xmlns:w10="urn:schemas-microsoft-com:office:word" xmlns:w="http://schemas.openxmlformats.org/wordprocessingml/2006/main" xmlns:w14="http://schemas.microsoft.com/office/word/2010/wordml" xmlns:w15="http://schemas.microsoft.com/office/word/2012/wordml" xmlns:w16cex="http://schemas.microsoft.com/office/word/2018/wordml/cex" xmlns:w16cid="http://schemas.microsoft.com/office/word/2016/wordml/cid" xmlns:w16="http://schemas.microsoft.com/office/word/2018/wordml" xmlns:w16du="http://schemas.microsoft.com/office/word/2023/wordml/word16du" xmlns:w16sdtdh="http://schemas.microsoft.com/office/word/2020/wordml/sdtdatahash" xmlns:w16sdtfl="http://schemas.microsoft.com/office/word/2024/wordml/sdtformatlock" xmlns:w16se="http://schemas.microsoft.com/office/word/2015/wordml/symex" xmlns:wpg="http://schemas.microsoft.com/office/word/2010/wordprocessingGroup" xmlns:wpi="http://schemas.microsoft.com/office/word/2010/wordprocessingInk" xmlns:wne="http://schemas.microsoft.com/office/word/2006/wordml" xmlns:wps="http://schemas.microsoft.com/office/word/2010/wordprocessingShape" mc:Ignorable="w14 w15 w16se w16cid w16 w16cex w16sdtdh w16sdtfl w16du wp14">
   <w:abstractNum w:abstractNumId="0" w15:restartNumberingAfterBreak="0">
     <w:nsid w:val="16FE3A39"/>
     <w:multiLevelType w:val="hybridMultilevel"/>
@@ -5776,7 +6462,7 @@
     <w:lvl w:ilvl="0">
       <w:start w:val="1"/>
       <w:numFmt w:val="none"/>
-      <w:pStyle w:val="Ttulo1"/>
+      <w:pStyle w:val="Heading1"/>
       <w:suff w:val="nothing"/>
       <w:lvlText w:val=""/>
       <w:lvlJc w:val="left"/>
@@ -5803,7 +6489,7 @@
     <w:lvl w:ilvl="2">
       <w:start w:val="1"/>
       <w:numFmt w:val="decimal"/>
-      <w:pStyle w:val="Ttulo3"/>
+      <w:pStyle w:val="Heading3"/>
       <w:suff w:val="space"/>
       <w:lvlText w:val="Paso %3:"/>
       <w:lvlJc w:val="left"/>
@@ -6366,7 +7052,7 @@
 </file>
 
 <file path=word/styles.xml><?xml version="1.0" encoding="utf-8"?>
-<w:styles xmlns:mc="http://schemas.openxmlformats.org/markup-compatibility/2006" xmlns:r="http://schemas.openxmlformats.org/officeDocument/2006/relationships" xmlns:w="http://schemas.openxmlformats.org/wordprocessingml/2006/main" xmlns:w14="http://schemas.microsoft.com/office/word/2010/wordml" xmlns:w15="http://schemas.microsoft.com/office/word/2012/wordml" xmlns:w16cex="http://schemas.microsoft.com/office/word/2018/wordml/cex" xmlns:w16cid="http://schemas.microsoft.com/office/word/2016/wordml/cid" xmlns:w16="http://schemas.microsoft.com/office/word/2018/wordml" xmlns:w16sdtdh="http://schemas.microsoft.com/office/word/2020/wordml/sdtdatahash" xmlns:w16se="http://schemas.microsoft.com/office/word/2015/wordml/symex" mc:Ignorable="w14 w15 w16se w16cid w16 w16cex w16sdtdh">
+<w:styles xmlns:mc="http://schemas.openxmlformats.org/markup-compatibility/2006" xmlns:r="http://schemas.openxmlformats.org/officeDocument/2006/relationships" xmlns:w="http://schemas.openxmlformats.org/wordprocessingml/2006/main" xmlns:w14="http://schemas.microsoft.com/office/word/2010/wordml" xmlns:w15="http://schemas.microsoft.com/office/word/2012/wordml" xmlns:w16cex="http://schemas.microsoft.com/office/word/2018/wordml/cex" xmlns:w16cid="http://schemas.microsoft.com/office/word/2016/wordml/cid" xmlns:w16="http://schemas.microsoft.com/office/word/2018/wordml" xmlns:w16du="http://schemas.microsoft.com/office/word/2023/wordml/word16du" xmlns:w16sdtdh="http://schemas.microsoft.com/office/word/2020/wordml/sdtdatahash" xmlns:w16sdtfl="http://schemas.microsoft.com/office/word/2024/wordml/sdtformatlock" xmlns:w16se="http://schemas.microsoft.com/office/word/2015/wordml/symex" mc:Ignorable="w14 w15 w16se w16cid w16 w16cex w16sdtdh w16sdtfl w16du">
   <w:docDefaults>
     <w:rPrDefault>
       <w:rPr>
@@ -6766,11 +7452,11 @@
     <w:name w:val="Normal"/>
     <w:qFormat/>
   </w:style>
-  <w:style w:type="paragraph" w:styleId="Ttulo1">
+  <w:style w:type="paragraph" w:styleId="Heading1">
     <w:name w:val="heading 1"/>
     <w:basedOn w:val="Normal"/>
     <w:next w:val="Normal"/>
-    <w:link w:val="Ttulo1Car"/>
+    <w:link w:val="Heading1Char"/>
     <w:uiPriority w:val="9"/>
     <w:unhideWhenUsed/>
     <w:qFormat/>
@@ -6796,11 +7482,11 @@
       <w14:ligatures w14:val="none"/>
     </w:rPr>
   </w:style>
-  <w:style w:type="paragraph" w:styleId="Ttulo2">
+  <w:style w:type="paragraph" w:styleId="Heading2">
     <w:name w:val="heading 2"/>
     <w:basedOn w:val="Normal"/>
     <w:next w:val="Normal"/>
-    <w:link w:val="Ttulo2Car"/>
+    <w:link w:val="Heading2Char"/>
     <w:autoRedefine/>
     <w:uiPriority w:val="9"/>
     <w:unhideWhenUsed/>
@@ -6820,11 +7506,11 @@
       <w14:ligatures w14:val="none"/>
     </w:rPr>
   </w:style>
-  <w:style w:type="paragraph" w:styleId="Ttulo3">
+  <w:style w:type="paragraph" w:styleId="Heading3">
     <w:name w:val="heading 3"/>
     <w:basedOn w:val="Normal"/>
     <w:next w:val="Normal"/>
-    <w:link w:val="Ttulo3Car"/>
+    <w:link w:val="Heading3Char"/>
     <w:unhideWhenUsed/>
     <w:qFormat/>
     <w:rsid w:val="002E35BA"/>
@@ -6848,11 +7534,11 @@
       <w14:ligatures w14:val="none"/>
     </w:rPr>
   </w:style>
-  <w:style w:type="paragraph" w:styleId="Ttulo4">
+  <w:style w:type="paragraph" w:styleId="Heading4">
     <w:name w:val="heading 4"/>
     <w:basedOn w:val="Normal"/>
     <w:next w:val="Normal"/>
-    <w:link w:val="Ttulo4Car"/>
+    <w:link w:val="Heading4Char"/>
     <w:uiPriority w:val="9"/>
     <w:semiHidden/>
     <w:unhideWhenUsed/>
@@ -6871,13 +7557,13 @@
       <w:color w:val="2F5496" w:themeColor="accent1" w:themeShade="BF"/>
     </w:rPr>
   </w:style>
-  <w:style w:type="character" w:default="1" w:styleId="Fuentedeprrafopredeter">
+  <w:style w:type="character" w:default="1" w:styleId="DefaultParagraphFont">
     <w:name w:val="Default Paragraph Font"/>
     <w:uiPriority w:val="1"/>
     <w:semiHidden/>
     <w:unhideWhenUsed/>
   </w:style>
-  <w:style w:type="table" w:default="1" w:styleId="Tablanormal">
+  <w:style w:type="table" w:default="1" w:styleId="TableNormal">
     <w:name w:val="Normal Table"/>
     <w:uiPriority w:val="99"/>
     <w:semiHidden/>
@@ -6892,13 +7578,13 @@
       </w:tblCellMar>
     </w:tblPr>
   </w:style>
-  <w:style w:type="numbering" w:default="1" w:styleId="Sinlista">
+  <w:style w:type="numbering" w:default="1" w:styleId="NoList">
     <w:name w:val="No List"/>
     <w:uiPriority w:val="99"/>
     <w:semiHidden/>
     <w:unhideWhenUsed/>
   </w:style>
-  <w:style w:type="paragraph" w:styleId="Prrafodelista">
+  <w:style w:type="paragraph" w:styleId="ListParagraph">
     <w:name w:val="List Paragraph"/>
     <w:basedOn w:val="Normal"/>
     <w:uiPriority w:val="34"/>
@@ -6909,9 +7595,9 @@
       <w:contextualSpacing/>
     </w:pPr>
   </w:style>
-  <w:style w:type="character" w:styleId="Hipervnculo">
+  <w:style w:type="character" w:styleId="Hyperlink">
     <w:name w:val="Hyperlink"/>
-    <w:basedOn w:val="Fuentedeprrafopredeter"/>
+    <w:basedOn w:val="DefaultParagraphFont"/>
     <w:uiPriority w:val="99"/>
     <w:unhideWhenUsed/>
     <w:rsid w:val="008C6B36"/>
@@ -6920,9 +7606,9 @@
       <w:u w:val="single"/>
     </w:rPr>
   </w:style>
-  <w:style w:type="character" w:styleId="Mencinsinresolver">
+  <w:style w:type="character" w:styleId="UnresolvedMention">
     <w:name w:val="Unresolved Mention"/>
-    <w:basedOn w:val="Fuentedeprrafopredeter"/>
+    <w:basedOn w:val="DefaultParagraphFont"/>
     <w:uiPriority w:val="99"/>
     <w:semiHidden/>
     <w:unhideWhenUsed/>
@@ -6932,10 +7618,10 @@
       <w:shd w:val="clear" w:color="auto" w:fill="E1DFDD"/>
     </w:rPr>
   </w:style>
-  <w:style w:type="character" w:customStyle="1" w:styleId="Ttulo2Car">
-    <w:name w:val="Título 2 Car"/>
-    <w:basedOn w:val="Fuentedeprrafopredeter"/>
-    <w:link w:val="Ttulo2"/>
+  <w:style w:type="character" w:customStyle="1" w:styleId="Heading2Char">
+    <w:name w:val="Heading 2 Char"/>
+    <w:basedOn w:val="DefaultParagraphFont"/>
+    <w:link w:val="Heading2"/>
     <w:uiPriority w:val="9"/>
     <w:rsid w:val="002E35BA"/>
     <w:rPr>
@@ -6947,10 +7633,10 @@
       <w14:ligatures w14:val="none"/>
     </w:rPr>
   </w:style>
-  <w:style w:type="character" w:customStyle="1" w:styleId="Ttulo1Car">
-    <w:name w:val="Título 1 Car"/>
-    <w:basedOn w:val="Fuentedeprrafopredeter"/>
-    <w:link w:val="Ttulo1"/>
+  <w:style w:type="character" w:customStyle="1" w:styleId="Heading1Char">
+    <w:name w:val="Heading 1 Char"/>
+    <w:basedOn w:val="DefaultParagraphFont"/>
+    <w:link w:val="Heading1"/>
     <w:uiPriority w:val="9"/>
     <w:rsid w:val="002E35BA"/>
     <w:rPr>
@@ -6965,10 +7651,10 @@
       <w14:ligatures w14:val="none"/>
     </w:rPr>
   </w:style>
-  <w:style w:type="character" w:customStyle="1" w:styleId="Ttulo3Car">
-    <w:name w:val="Título 3 Car"/>
-    <w:basedOn w:val="Fuentedeprrafopredeter"/>
-    <w:link w:val="Ttulo3"/>
+  <w:style w:type="character" w:customStyle="1" w:styleId="Heading3Char">
+    <w:name w:val="Heading 3 Char"/>
+    <w:basedOn w:val="DefaultParagraphFont"/>
+    <w:link w:val="Heading3"/>
     <w:rsid w:val="002E35BA"/>
     <w:rPr>
       <w:rFonts w:ascii="Arial" w:eastAsia="Times New Roman" w:hAnsi="Arial" w:cs="Times New Roman"/>
@@ -6983,7 +7669,7 @@
   </w:style>
   <w:style w:type="paragraph" w:customStyle="1" w:styleId="ConfigWindow">
     <w:name w:val="Config Window"/>
-    <w:basedOn w:val="Textoindependiente"/>
+    <w:basedOn w:val="BodyText"/>
     <w:next w:val="Normal"/>
     <w:qFormat/>
     <w:rsid w:val="002E35BA"/>
@@ -7061,7 +7747,7 @@
   </w:style>
   <w:style w:type="numbering" w:customStyle="1" w:styleId="LabList">
     <w:name w:val="Lab List"/>
-    <w:basedOn w:val="Sinlista"/>
+    <w:basedOn w:val="NoList"/>
     <w:uiPriority w:val="99"/>
     <w:rsid w:val="002E35BA"/>
     <w:pPr>
@@ -7072,7 +7758,7 @@
   </w:style>
   <w:style w:type="character" w:customStyle="1" w:styleId="CMDChar">
     <w:name w:val="CMD Char"/>
-    <w:basedOn w:val="Fuentedeprrafopredeter"/>
+    <w:basedOn w:val="DefaultParagraphFont"/>
     <w:link w:val="CMD"/>
     <w:rsid w:val="002E35BA"/>
     <w:rPr>
@@ -7083,10 +7769,10 @@
       <w14:ligatures w14:val="none"/>
     </w:rPr>
   </w:style>
-  <w:style w:type="paragraph" w:styleId="Textoindependiente">
+  <w:style w:type="paragraph" w:styleId="BodyText">
     <w:name w:val="Body Text"/>
     <w:basedOn w:val="Normal"/>
-    <w:link w:val="TextoindependienteCar"/>
+    <w:link w:val="BodyTextChar"/>
     <w:uiPriority w:val="99"/>
     <w:semiHidden/>
     <w:unhideWhenUsed/>
@@ -7095,18 +7781,18 @@
       <w:spacing w:after="120"/>
     </w:pPr>
   </w:style>
-  <w:style w:type="character" w:customStyle="1" w:styleId="TextoindependienteCar">
-    <w:name w:val="Texto independiente Car"/>
-    <w:basedOn w:val="Fuentedeprrafopredeter"/>
-    <w:link w:val="Textoindependiente"/>
+  <w:style w:type="character" w:customStyle="1" w:styleId="BodyTextChar">
+    <w:name w:val="Body Text Char"/>
+    <w:basedOn w:val="DefaultParagraphFont"/>
+    <w:link w:val="BodyText"/>
     <w:uiPriority w:val="99"/>
     <w:semiHidden/>
     <w:rsid w:val="002E35BA"/>
   </w:style>
-  <w:style w:type="character" w:customStyle="1" w:styleId="Ttulo4Car">
-    <w:name w:val="Título 4 Car"/>
-    <w:basedOn w:val="Fuentedeprrafopredeter"/>
-    <w:link w:val="Ttulo4"/>
+  <w:style w:type="character" w:customStyle="1" w:styleId="Heading4Char">
+    <w:name w:val="Heading 4 Char"/>
+    <w:basedOn w:val="DefaultParagraphFont"/>
+    <w:link w:val="Heading4"/>
     <w:uiPriority w:val="9"/>
     <w:semiHidden/>
     <w:rsid w:val="00F03680"/>
@@ -7155,7 +7841,7 @@
   </w:style>
   <w:style w:type="numbering" w:customStyle="1" w:styleId="BulletList">
     <w:name w:val="Bullet_List"/>
-    <w:basedOn w:val="Sinlista"/>
+    <w:basedOn w:val="NoList"/>
     <w:uiPriority w:val="99"/>
     <w:rsid w:val="00F03680"/>
     <w:pPr>
@@ -7166,7 +7852,7 @@
   </w:style>
   <w:style w:type="paragraph" w:customStyle="1" w:styleId="PartHead">
     <w:name w:val="Part Head"/>
-    <w:basedOn w:val="Prrafodelista"/>
+    <w:basedOn w:val="ListParagraph"/>
     <w:next w:val="Normal"/>
     <w:qFormat/>
     <w:rsid w:val="00F03680"/>
